--- a/pi5/docs/shonan_pi5_operation_manual.docx
+++ b/pi5/docs/shonan_pi5_operation_manual.docx
@@ -30,6 +30,18 @@
     </w:p>
     <w:p>
       <w:pPr>
+        <w:jc w:val="center"/>
+      </w:pPr>
+      <w:r>
+        <w:rPr>
+          <w:b/>
+          <w:sz w:val="28"/>
+        </w:rPr>
+        <w:t>DVB-S2 DATV Transmit/Receive System Operation Manual</w:t>
+      </w:r>
+    </w:p>
+    <w:p>
+      <w:pPr>
         <w:spacing w:before="480"/>
         <w:jc w:val="center"/>
       </w:pPr>
@@ -37,11 +49,13 @@
         <w:rPr>
           <w:sz w:val="22"/>
         </w:rPr>
-        <w:t>対象: Pi 5 + ADALM-Pluto</w:t>
+        <w:t>対象 / Target: Pi 5 + ADALM-Pluto</w:t>
         <w:br/>
         <w:t>接続先: Pluto / Pi 5（IPアドレスは設定画面で指定）</w:t>
         <w:br/>
-        <w:t>版: 2026-09-24</w:t>
+        <w:t>Connection: Pluto / Pi 5 (IP addresses are set on the Settings screen)</w:t>
+        <w:br/>
+        <w:t>版 / Edition: 2026-09-30</w:t>
       </w:r>
     </w:p>
     <w:p>
@@ -54,7 +68,7 @@
         <w:pStyle w:val="Heading1"/>
       </w:pPr>
       <w:r>
-        <w:t>目次</w:t>
+        <w:t>目次 / Contents</w:t>
       </w:r>
     </w:p>
     <w:p>
@@ -62,7 +76,7 @@
         <w:pStyle w:val="ListNumber"/>
       </w:pPr>
       <w:r>
-        <w:t>クレジット</w:t>
+        <w:t>クレジット / Credits</w:t>
       </w:r>
     </w:p>
     <w:p>
@@ -71,7 +85,7 @@
         <w:spacing w:after="40"/>
       </w:pPr>
       <w:r>
-        <w:t>クレジット</w:t>
+        <w:t>クレジット / Credits</w:t>
       </w:r>
     </w:p>
     <w:p>
@@ -80,7 +94,7 @@
         <w:spacing w:after="40"/>
       </w:pPr>
       <w:r>
-        <w:t>免責事項</w:t>
+        <w:t>免責事項 / Disclaimer</w:t>
       </w:r>
     </w:p>
     <w:p>
@@ -88,7 +102,7 @@
         <w:pStyle w:val="ListNumber"/>
       </w:pPr>
       <w:r>
-        <w:t>クイックスタート</w:t>
+        <w:t>クイックスタート / Quick Start</w:t>
       </w:r>
     </w:p>
     <w:p>
@@ -97,7 +111,7 @@
         <w:spacing w:after="40"/>
       </w:pPr>
       <w:r>
-        <w:t>1. 送信周波数の設定</w:t>
+        <w:t>1. 送信周波数の設定 / 1. Set the TX frequency</w:t>
       </w:r>
     </w:p>
     <w:p>
@@ -106,7 +120,7 @@
         <w:spacing w:after="40"/>
       </w:pPr>
       <w:r>
-        <w:t>2. シンボルレートの設定</w:t>
+        <w:t>2. シンボルレートの設定 / 2. Set the symbol rate</w:t>
       </w:r>
     </w:p>
     <w:p>
@@ -115,7 +129,7 @@
         <w:spacing w:after="40"/>
       </w:pPr>
       <w:r>
-        <w:t>3. FECの設定</w:t>
+        <w:t>3. FECの設定 / 3. Set the FEC</w:t>
       </w:r>
     </w:p>
     <w:p>
@@ -124,7 +138,7 @@
         <w:spacing w:after="40"/>
       </w:pPr>
       <w:r>
-        <w:t>4. 映像ソースの選択</w:t>
+        <w:t>4. 映像ソースの選択 / 4. Choose the video source</w:t>
       </w:r>
     </w:p>
     <w:p>
@@ -133,7 +147,7 @@
         <w:spacing w:after="40"/>
       </w:pPr>
       <w:r>
-        <w:t>5. 送信開始</w:t>
+        <w:t>5. 送信開始 / 5. Start transmitting</w:t>
       </w:r>
     </w:p>
     <w:p>
@@ -141,7 +155,7 @@
         <w:pStyle w:val="ListNumber"/>
       </w:pPr>
       <w:r>
-        <w:t>1. 画面構成</w:t>
+        <w:t>1. 画面構成 / 1. Screen Overview</w:t>
       </w:r>
     </w:p>
     <w:p>
@@ -150,7 +164,7 @@
         <w:spacing w:after="40"/>
       </w:pPr>
       <w:r>
-        <w:t>ホーム画面</w:t>
+        <w:t>ホーム画面 / Home screen</w:t>
       </w:r>
     </w:p>
     <w:p>
@@ -159,7 +173,7 @@
         <w:spacing w:after="40"/>
       </w:pPr>
       <w:r>
-        <w:t>Pluto電源カード（オプション機能）</w:t>
+        <w:t>Pluto電源カード（オプション機能） / Pluto Power card (optional feature)</w:t>
       </w:r>
     </w:p>
     <w:p>
@@ -168,7 +182,7 @@
         <w:spacing w:after="40"/>
       </w:pPr>
       <w:r>
-        <w:t>画面の共通操作</w:t>
+        <w:t>画面の共通操作 / Common screen operation</w:t>
       </w:r>
     </w:p>
     <w:p>
@@ -176,7 +190,7 @@
         <w:pStyle w:val="ListNumber"/>
       </w:pPr>
       <w:r>
-        <w:t>2. 起動・終了と安全</w:t>
+        <w:t>2. 起動・終了と安全 / 2. Startup, Exit and Safety</w:t>
       </w:r>
     </w:p>
     <w:p>
@@ -185,7 +199,7 @@
         <w:spacing w:after="40"/>
       </w:pPr>
       <w:r>
-        <w:t>起動アプリの選択</w:t>
+        <w:t>起動アプリの選択 / Choosing the app at boot</w:t>
       </w:r>
     </w:p>
     <w:p>
@@ -194,7 +208,7 @@
         <w:spacing w:after="40"/>
       </w:pPr>
       <w:r>
-        <w:t>起動</w:t>
+        <w:t>起動 / Startup</w:t>
       </w:r>
     </w:p>
     <w:p>
@@ -203,7 +217,7 @@
         <w:spacing w:after="40"/>
       </w:pPr>
       <w:r>
-        <w:t>RF接続の注意</w:t>
+        <w:t>RF接続の注意 / RF connection caution</w:t>
       </w:r>
     </w:p>
     <w:p>
@@ -212,7 +226,7 @@
         <w:spacing w:after="40"/>
       </w:pPr>
       <w:r>
-        <w:t>終了</w:t>
+        <w:t>終了 / Exit</w:t>
       </w:r>
     </w:p>
     <w:p>
@@ -220,7 +234,7 @@
         <w:pStyle w:val="ListNumber"/>
       </w:pPr>
       <w:r>
-        <w:t>3. 設定画面</w:t>
+        <w:t>3. 設定画面 / 3. Settings Screen</w:t>
       </w:r>
     </w:p>
     <w:p>
@@ -229,7 +243,7 @@
         <w:spacing w:after="40"/>
       </w:pPr>
       <w:r>
-        <w:t>表示言語</w:t>
+        <w:t>表示言語 / Display Language</w:t>
       </w:r>
     </w:p>
     <w:p>
@@ -238,7 +252,7 @@
         <w:spacing w:after="40"/>
       </w:pPr>
       <w:r>
-        <w:t>送信先（Pluto Tx）</w:t>
+        <w:t>送信先（Pluto Tx） / Destination (Pluto Tx)</w:t>
       </w:r>
     </w:p>
     <w:p>
@@ -247,7 +261,7 @@
         <w:spacing w:after="40"/>
       </w:pPr>
       <w:r>
-        <w:t>PA_Power/PTTコントローラ（ESP32）</w:t>
+        <w:t>PA_Power/PTTコントローラ（ESP32） / PA_Power/PTT Controller (ESP32)</w:t>
       </w:r>
     </w:p>
     <w:p>
@@ -256,7 +270,7 @@
         <w:spacing w:after="40"/>
       </w:pPr>
       <w:r>
-        <w:t>オンデバイス復調</w:t>
+        <w:t>オンデバイス復調 / On-device Demodulation</w:t>
       </w:r>
     </w:p>
     <w:p>
@@ -265,7 +279,7 @@
         <w:spacing w:after="40"/>
       </w:pPr>
       <w:r>
-        <w:t>受信診断 / RX Diagnostics</w:t>
+        <w:t>受信診断 / RX Diagnostics / RX Diagnostics</w:t>
       </w:r>
     </w:p>
     <w:p>
@@ -274,7 +288,7 @@
         <w:spacing w:after="40"/>
       </w:pPr>
       <w:r>
-        <w:t>システム日時 / System Date &amp; Time</w:t>
+        <w:t>システム日時 / System Date &amp; Time / System Date &amp; Time</w:t>
       </w:r>
     </w:p>
     <w:p>
@@ -282,7 +296,7 @@
         <w:pStyle w:val="ListNumber"/>
       </w:pPr>
       <w:r>
-        <w:t>4. 送信前の設定</w:t>
+        <w:t>4. 送信前の設定 / 4. Settings Before Transmitting</w:t>
       </w:r>
     </w:p>
     <w:p>
@@ -291,7 +305,7 @@
         <w:spacing w:after="40"/>
       </w:pPr>
       <w:r>
-        <w:t>周波数</w:t>
+        <w:t>周波数 / Frequency</w:t>
       </w:r>
     </w:p>
     <w:p>
@@ -300,7 +314,7 @@
         <w:spacing w:after="40"/>
       </w:pPr>
       <w:r>
-        <w:t>出力設定</w:t>
+        <w:t>出力設定 / Stream Output</w:t>
       </w:r>
     </w:p>
     <w:p>
@@ -309,7 +323,7 @@
         <w:spacing w:after="40"/>
       </w:pPr>
       <w:r>
-        <w:t>シンボルレート</w:t>
+        <w:t>シンボルレート / Symbol Rate</w:t>
       </w:r>
     </w:p>
     <w:p>
@@ -318,7 +332,7 @@
         <w:spacing w:after="40"/>
       </w:pPr>
       <w:r>
-        <w:t>FEC・変調方式</w:t>
+        <w:t>FEC・変調方式 / FEC and Modulation</w:t>
       </w:r>
     </w:p>
     <w:p>
@@ -327,7 +341,7 @@
         <w:spacing w:after="40"/>
       </w:pPr>
       <w:r>
-        <w:t>映像ソース</w:t>
+        <w:t>映像ソース / Video Source</w:t>
       </w:r>
     </w:p>
     <w:p>
@@ -336,7 +350,7 @@
         <w:spacing w:after="40"/>
       </w:pPr>
       <w:r>
-        <w:t>RXゲイン</w:t>
+        <w:t>RXゲイン / RX Gain</w:t>
       </w:r>
     </w:p>
     <w:p>
@@ -345,7 +359,7 @@
         <w:spacing w:after="40"/>
       </w:pPr>
       <w:r>
-        <w:t>TX出力</w:t>
+        <w:t>TX出力 / TX Power</w:t>
       </w:r>
     </w:p>
     <w:p>
@@ -354,7 +368,7 @@
         <w:spacing w:after="40"/>
       </w:pPr>
       <w:r>
-        <w:t>プリセット</w:t>
+        <w:t>プリセット / Presets</w:t>
       </w:r>
     </w:p>
     <w:p>
@@ -362,7 +376,7 @@
         <w:pStyle w:val="ListNumber"/>
       </w:pPr>
       <w:r>
-        <w:t>5. RSSI測定</w:t>
+        <w:t>5. RSSI測定 / 5. RSSI Measurement</w:t>
       </w:r>
     </w:p>
     <w:p>
@@ -371,7 +385,7 @@
         <w:spacing w:after="40"/>
       </w:pPr>
       <w:r>
-        <w:t>RSSI測定とは</w:t>
+        <w:t>RSSI測定とは / What RSSI Measurement does</w:t>
       </w:r>
     </w:p>
     <w:p>
@@ -380,7 +394,7 @@
         <w:spacing w:after="40"/>
       </w:pPr>
       <w:r>
-        <w:t>検索条件</w:t>
+        <w:t>検索条件 / Search conditions</w:t>
       </w:r>
     </w:p>
     <w:p>
@@ -389,7 +403,7 @@
         <w:spacing w:after="40"/>
       </w:pPr>
       <w:r>
-        <w:t>RXゲイン</w:t>
+        <w:t>RXゲイン / RX gain</w:t>
       </w:r>
     </w:p>
     <w:p>
@@ -398,7 +412,7 @@
         <w:spacing w:after="40"/>
       </w:pPr>
       <w:r>
-        <w:t>検索の実行</w:t>
+        <w:t>検索の実行 / Running a search</w:t>
       </w:r>
     </w:p>
     <w:p>
@@ -407,7 +421,7 @@
         <w:spacing w:after="40"/>
       </w:pPr>
       <w:r>
-        <w:t>検索結果</w:t>
+        <w:t>検索結果 / Search result</w:t>
       </w:r>
     </w:p>
     <w:p>
@@ -416,7 +430,7 @@
         <w:spacing w:after="40"/>
       </w:pPr>
       <w:r>
-        <w:t>送信の自動開始について</w:t>
+        <w:t>送信の自動開始について / About automatic TX start</w:t>
       </w:r>
     </w:p>
     <w:p>
@@ -424,7 +438,7 @@
         <w:pStyle w:val="ListNumber"/>
       </w:pPr>
       <w:r>
-        <w:t>6. 送信画面</w:t>
+        <w:t>6. 送信画面 / 6. Transmit Screen</w:t>
       </w:r>
     </w:p>
     <w:p>
@@ -433,7 +447,7 @@
         <w:spacing w:after="40"/>
       </w:pPr>
       <w:r>
-        <w:t>送信画面の見方</w:t>
+        <w:t>送信画面の見方 / Reading the TX screen</w:t>
       </w:r>
     </w:p>
     <w:p>
@@ -442,7 +456,7 @@
         <w:spacing w:after="40"/>
       </w:pPr>
       <w:r>
-        <w:t>送信開始</w:t>
+        <w:t>送信開始 / Starting TX</w:t>
       </w:r>
     </w:p>
     <w:p>
@@ -451,7 +465,7 @@
         <w:spacing w:after="40"/>
       </w:pPr>
       <w:r>
-        <w:t>送信停止</w:t>
+        <w:t>送信停止 / Stopping TX</w:t>
       </w:r>
     </w:p>
     <w:p>
@@ -460,7 +474,7 @@
         <w:spacing w:after="40"/>
       </w:pPr>
       <w:r>
-        <w:t>画面移動</w:t>
+        <w:t>画面移動 / Screen navigation</w:t>
       </w:r>
     </w:p>
     <w:p>
@@ -468,7 +482,7 @@
         <w:pStyle w:val="ListNumber"/>
       </w:pPr>
       <w:r>
-        <w:t>7. 受信画面</w:t>
+        <w:t>7. 受信画面 / 7. Receive Screen</w:t>
       </w:r>
     </w:p>
     <w:p>
@@ -477,7 +491,7 @@
         <w:spacing w:after="40"/>
       </w:pPr>
       <w:r>
-        <w:t>受信開始</w:t>
+        <w:t>受信開始 / Starting RX</w:t>
       </w:r>
     </w:p>
     <w:p>
@@ -486,7 +500,7 @@
         <w:spacing w:after="40"/>
       </w:pPr>
       <w:r>
-        <w:t>受信停止</w:t>
+        <w:t>受信停止 / Stopping RX</w:t>
       </w:r>
     </w:p>
     <w:p>
@@ -495,7 +509,7 @@
         <w:spacing w:after="40"/>
       </w:pPr>
       <w:r>
-        <w:t>オンデバイス復調表示</w:t>
+        <w:t>オンデバイス復調表示 / On-device demodulation indicator</w:t>
       </w:r>
     </w:p>
     <w:p>
@@ -504,7 +518,7 @@
         <w:spacing w:after="40"/>
       </w:pPr>
       <w:r>
-        <w:t>音量</w:t>
+        <w:t>音量 / Volume</w:t>
       </w:r>
     </w:p>
     <w:p>
@@ -512,7 +526,7 @@
         <w:pStyle w:val="ListNumber"/>
       </w:pPr>
       <w:r>
-        <w:t>8. 基本運用手順</w:t>
+        <w:t>8. 基本運用手順 / 8. Basic Operating Procedure</w:t>
       </w:r>
     </w:p>
     <w:p>
@@ -521,7 +535,7 @@
         <w:spacing w:after="40"/>
       </w:pPr>
       <w:r>
-        <w:t>送信のみ</w:t>
+        <w:t>送信のみ / TX only</w:t>
       </w:r>
     </w:p>
     <w:p>
@@ -530,7 +544,7 @@
         <w:spacing w:after="40"/>
       </w:pPr>
       <w:r>
-        <w:t>受信のみ</w:t>
+        <w:t>受信のみ / RX only</w:t>
       </w:r>
     </w:p>
     <w:p>
@@ -539,7 +553,7 @@
         <w:spacing w:after="40"/>
       </w:pPr>
       <w:r>
-        <w:t>RF確認</w:t>
+        <w:t>RF確認 / RF check</w:t>
       </w:r>
     </w:p>
     <w:p>
@@ -547,7 +561,7 @@
         <w:pStyle w:val="ListNumber"/>
       </w:pPr>
       <w:r>
-        <w:t>9. Help・機器試験・再起動</w:t>
+        <w:t>9. Help・機器試験・再起動 / 9. Help, Diagnostic and App Restart</w:t>
       </w:r>
     </w:p>
     <w:p>
@@ -556,7 +570,7 @@
         <w:spacing w:after="40"/>
       </w:pPr>
       <w:r>
-        <w:t>Help</w:t>
+        <w:t>Help / Help</w:t>
       </w:r>
     </w:p>
     <w:p>
@@ -565,7 +579,7 @@
         <w:spacing w:after="40"/>
       </w:pPr>
       <w:r>
-        <w:t>機器試験</w:t>
+        <w:t>機器試験 / Diagnostic</w:t>
       </w:r>
     </w:p>
     <w:p>
@@ -574,7 +588,7 @@
         <w:spacing w:after="40"/>
       </w:pPr>
       <w:r>
-        <w:t>アプリ再起動</w:t>
+        <w:t>アプリ再起動 / App Restart</w:t>
       </w:r>
     </w:p>
     <w:p>
@@ -582,7 +596,7 @@
         <w:pStyle w:val="ListNumber"/>
       </w:pPr>
       <w:r>
-        <w:t>10. トラブルシューティング</w:t>
+        <w:t>10. トラブルシューティング / 10. Troubleshooting</w:t>
       </w:r>
     </w:p>
     <w:p>
@@ -591,7 +605,7 @@
         <w:spacing w:after="40"/>
       </w:pPr>
       <w:r>
-        <w:t>送信が始まらない</w:t>
+        <w:t>送信が始まらない / TX does not start</w:t>
       </w:r>
     </w:p>
     <w:p>
@@ -600,7 +614,7 @@
         <w:spacing w:after="40"/>
       </w:pPr>
       <w:r>
-        <w:t>受信できない</w:t>
+        <w:t>受信できない / Cannot receive</w:t>
       </w:r>
     </w:p>
     <w:p>
@@ -609,7 +623,7 @@
         <w:spacing w:after="40"/>
       </w:pPr>
       <w:r>
-        <w:t>カメラ映像が出ない</w:t>
+        <w:t>カメラ映像が出ない / No camera video</w:t>
       </w:r>
     </w:p>
     <w:p>
@@ -618,7 +632,7 @@
         <w:spacing w:after="40"/>
       </w:pPr>
       <w:r>
-        <w:t>映像は黒いが受信している</w:t>
+        <w:t>映像は黒いが受信している / Video is black but reception works</w:t>
       </w:r>
     </w:p>
     <w:p>
@@ -627,7 +641,7 @@
         <w:spacing w:after="40"/>
       </w:pPr>
       <w:r>
-        <w:t>オンデバイス復調がONにならない</w:t>
+        <w:t>オンデバイス復調がONにならない / On-device demodulation will not turn ON</w:t>
       </w:r>
     </w:p>
     <w:p>
@@ -635,7 +649,7 @@
         <w:pStyle w:val="ListNumber"/>
       </w:pPr>
       <w:r>
-        <w:t>11. 現在の接続情報</w:t>
+        <w:t>11. 現在の接続情報 / 11. Current Connection Info</w:t>
       </w:r>
     </w:p>
     <w:p>
@@ -644,7 +658,7 @@
         <w:spacing w:after="40"/>
       </w:pPr>
       <w:r>
-        <w:t>Pi 5</w:t>
+        <w:t>Pi 5 / Pi 5</w:t>
       </w:r>
     </w:p>
     <w:p>
@@ -653,7 +667,7 @@
         <w:spacing w:after="40"/>
       </w:pPr>
       <w:r>
-        <w:t>Pluto</w:t>
+        <w:t>Pluto / Pluto</w:t>
       </w:r>
     </w:p>
     <w:p>
@@ -662,7 +676,7 @@
         <w:spacing w:after="40"/>
       </w:pPr>
       <w:r>
-        <w:t>運用例</w:t>
+        <w:t>運用例 / Example setup</w:t>
       </w:r>
     </w:p>
     <w:p>
@@ -670,7 +684,7 @@
         <w:pStyle w:val="ListNumber"/>
       </w:pPr>
       <w:r>
-        <w:t>12. RFループバック試験用設定</w:t>
+        <w:t>12. RFループバック試験用設定 / 12. RF Loopback Test Settings</w:t>
       </w:r>
     </w:p>
     <w:p>
@@ -679,7 +693,7 @@
         <w:spacing w:after="40"/>
       </w:pPr>
       <w:r>
-        <w:t>試験パラメータ一覧</w:t>
+        <w:t>試験パラメータ一覧 / Test parameters</w:t>
       </w:r>
     </w:p>
     <w:p>
@@ -688,7 +702,7 @@
         <w:spacing w:after="40"/>
       </w:pPr>
       <w:r>
-        <w:t>パイロット信号</w:t>
+        <w:t>パイロット信号 / Pilot signal</w:t>
       </w:r>
     </w:p>
     <w:p>
@@ -697,7 +711,7 @@
         <w:spacing w:after="40"/>
       </w:pPr>
       <w:r>
-        <w:t>接続と確認</w:t>
+        <w:t>接続と確認 / Connection and verification</w:t>
       </w:r>
     </w:p>
     <w:p>
@@ -705,7 +719,7 @@
         <w:pStyle w:val="ListNumber"/>
       </w:pPr>
       <w:r>
-        <w:t>13. Plutoファームウェア</w:t>
+        <w:t>13. Plutoファームウェア / 13. Pluto Firmware</w:t>
       </w:r>
     </w:p>
     <w:p>
@@ -714,7 +728,7 @@
         <w:spacing w:after="40"/>
       </w:pPr>
       <w:r>
-        <w:t>使用ファームウェア</w:t>
+        <w:t>使用ファームウェア / Firmware used</w:t>
       </w:r>
     </w:p>
     <w:p>
@@ -723,7 +737,7 @@
         <w:spacing w:after="40"/>
       </w:pPr>
       <w:r>
-        <w:t>ファームウェア確認時の注意</w:t>
+        <w:t>ファームウェア確認時の注意 / Caution when checking firmware</w:t>
       </w:r>
     </w:p>
     <w:p>
@@ -741,6 +755,12 @@
           <w:color w:val="646464"/>
         </w:rPr>
         <w:t>本書に記載の内容は、実際に動作させて動作確認した内容です。ただし、まだバグが内在している可能性はあります。</w:t>
+        <w:br/>
+        <w:t>The contents of this manual have been verified by actual operation. However, bugs may still remain.</w:t>
+        <w:br/>
+        <w:t>本書は日本語と英語を併記しています。各項目で日本語の後に英語が続きます。</w:t>
+        <w:br/>
+        <w:t>This manual is written in Japanese and English. In each item, the Japanese text is followed by the English text.</w:t>
       </w:r>
     </w:p>
     <w:p>
@@ -748,7 +768,7 @@
         <w:pStyle w:val="Heading1"/>
       </w:pPr>
       <w:r>
-        <w:t>クレジット</w:t>
+        <w:t>クレジット / Credits</w:t>
       </w:r>
     </w:p>
     <w:p>
@@ -756,7 +776,7 @@
         <w:pStyle w:val="Heading2"/>
       </w:pPr>
       <w:r>
-        <w:t>クレジット</w:t>
+        <w:t>クレジット / Credits</w:t>
       </w:r>
     </w:p>
     <w:p>
@@ -769,11 +789,23 @@
       </w:r>
     </w:p>
     <w:p>
+      <w:r>
+        <w:rPr>
+          <w:color w:val="404040"/>
+        </w:rPr>
+        <w:t>Receiver method and original receiver system design: Shinji Yamazaki (JE1BTA), based on the design of rpi-dvbs2-receiver-gui</w:t>
+        <w:br/>
+        <w:t>Receiver stabilization investigation and fixes, reacquisition fixes, and development of this app: Kazuichi Shinjo</w:t>
+        <w:br/>
+        <w:t>This app was developed inspired by "Portsdown", the DATV transceiver project created by Dave Crump (G8GKQ). We extend our deep gratitude for his pioneering work.</w:t>
+      </w:r>
+    </w:p>
+    <w:p>
       <w:pPr>
         <w:pStyle w:val="Heading2"/>
       </w:pPr>
       <w:r>
-        <w:t>免責事項</w:t>
+        <w:t>免責事項 / Disclaimer</w:t>
       </w:r>
     </w:p>
     <w:p>
@@ -782,11 +814,19 @@
       </w:r>
     </w:p>
     <w:p>
+      <w:r>
+        <w:rPr>
+          <w:color w:val="404040"/>
+        </w:rPr>
+        <w:t>The developers accept no liability whatsoever for any damage arising from the use of this program. Use it at your own risk.</w:t>
+      </w:r>
+    </w:p>
+    <w:p>
       <w:pPr>
         <w:pStyle w:val="Heading1"/>
       </w:pPr>
       <w:r>
-        <w:t>クイックスタート</w:t>
+        <w:t>クイックスタート / Quick Start</w:t>
       </w:r>
     </w:p>
     <w:p>
@@ -794,7 +834,7 @@
         <w:pStyle w:val="Heading2"/>
       </w:pPr>
       <w:r>
-        <w:t>1. 送信周波数の設定</w:t>
+        <w:t>1. 送信周波数の設定 / 1. Set the TX frequency</w:t>
       </w:r>
     </w:p>
     <w:p>
@@ -803,11 +843,19 @@
       </w:r>
     </w:p>
     <w:p>
+      <w:r>
+        <w:rPr>
+          <w:color w:val="404040"/>
+        </w:rPr>
+        <w:t>Press "Frequency" on the Home screen and set the frequency you will actually transmit on.</w:t>
+      </w:r>
+    </w:p>
+    <w:p>
       <w:pPr>
         <w:pStyle w:val="Heading2"/>
       </w:pPr>
       <w:r>
-        <w:t>2. シンボルレートの設定</w:t>
+        <w:t>2. シンボルレートの設定 / 2. Set the symbol rate</w:t>
       </w:r>
     </w:p>
     <w:p>
@@ -816,11 +864,19 @@
       </w:r>
     </w:p>
     <w:p>
+      <w:r>
+        <w:rPr>
+          <w:color w:val="404040"/>
+        </w:rPr>
+        <w:t>Press "Symbol Rate" on the Home screen and set the symbol rate of the transmitted signal. Trying 333 kS/s first is recommended.</w:t>
+      </w:r>
+    </w:p>
+    <w:p>
       <w:pPr>
         <w:pStyle w:val="Heading2"/>
       </w:pPr>
       <w:r>
-        <w:t>3. FECの設定</w:t>
+        <w:t>3. FECの設定 / 3. Set the FEC</w:t>
       </w:r>
     </w:p>
     <w:p>
@@ -829,11 +885,19 @@
       </w:r>
     </w:p>
     <w:p>
+      <w:r>
+        <w:rPr>
+          <w:color w:val="404040"/>
+        </w:rPr>
+        <w:t>Press "FEC" on the Home screen and choose FEC 3/5. Leave the modulation at QPSK.</w:t>
+      </w:r>
+    </w:p>
+    <w:p>
       <w:pPr>
         <w:pStyle w:val="Heading2"/>
       </w:pPr>
       <w:r>
-        <w:t>4. 映像ソースの選択</w:t>
+        <w:t>4. 映像ソースの選択 / 4. Choose the video source</w:t>
       </w:r>
     </w:p>
     <w:p>
@@ -842,11 +906,19 @@
       </w:r>
     </w:p>
     <w:p>
+      <w:r>
+        <w:rPr>
+          <w:color w:val="404040"/>
+        </w:rPr>
+        <w:t>Press "Video Source" on the Home screen and choose a video source. Choosing color bars (test pattern) instead of the camera first lets you quickly check wiring and settings alone.</w:t>
+      </w:r>
+    </w:p>
+    <w:p>
       <w:pPr>
         <w:pStyle w:val="Heading2"/>
       </w:pPr>
       <w:r>
-        <w:t>5. 送信開始</w:t>
+        <w:t>5. 送信開始 / 5. Start transmitting</w:t>
       </w:r>
     </w:p>
     <w:p>
@@ -855,11 +927,19 @@
       </w:r>
     </w:p>
     <w:p>
+      <w:r>
+        <w:rPr>
+          <w:color w:val="404040"/>
+        </w:rPr>
+        <w:t>Press "Transmit" on the Home screen to open the TX screen (nothing is transmitted yet at this point). Check the preview on the TX screen, then press "Start TX" to actually begin transmitting. To stop, press "Stop TX", shown in the same position.</w:t>
+      </w:r>
+    </w:p>
+    <w:p>
       <w:pPr>
         <w:pStyle w:val="Heading1"/>
       </w:pPr>
       <w:r>
-        <w:t>1. 画面構成</w:t>
+        <w:t>1. 画面構成 / 1. Screen Overview</w:t>
       </w:r>
     </w:p>
     <w:p>
@@ -911,7 +991,7 @@
           <w:color w:val="646464"/>
           <w:sz w:val="18"/>
         </w:rPr>
-        <w:t>図: 1. 画面構成（実機スクリーンショット）</w:t>
+        <w:t>図: 1. 画面構成（実機スクリーンショット） / Figure: 1. Screen Overview (device screenshot)</w:t>
       </w:r>
     </w:p>
     <w:p>
@@ -963,7 +1043,7 @@
           <w:color w:val="646464"/>
           <w:sz w:val="18"/>
         </w:rPr>
-        <w:t>図: 1. 画面構成（実機スクリーンショット）</w:t>
+        <w:t>図: 1. 画面構成（実機スクリーンショット） / Figure: 1. Screen Overview (device screenshot)</w:t>
       </w:r>
     </w:p>
     <w:p>
@@ -971,7 +1051,7 @@
         <w:pStyle w:val="Heading2"/>
       </w:pPr>
       <w:r>
-        <w:t>ホーム画面</w:t>
+        <w:t>ホーム画面 / Home screen</w:t>
       </w:r>
     </w:p>
     <w:p>
@@ -980,16 +1060,32 @@
       </w:r>
     </w:p>
     <w:p>
+      <w:r>
+        <w:rPr>
+          <w:color w:val="404040"/>
+        </w:rPr>
+        <w:t>The Home screen is the entrance to every function. It shows "Transmit", "Receive", "Frequency", "RSSI Measurement", "Symbol Rate", "FEC", "Modulation", "Video Source", "Stream Output", "RX Gain", "TX Power", "Config", "Diagnostic", "Help", "App Restart" and "Power Off", plus entrances to "Langstone (SDR Transceiver)" and "Presets".</w:t>
+      </w:r>
+    </w:p>
+    <w:p>
       <w:pPr>
         <w:pStyle w:val="Heading2"/>
       </w:pPr>
       <w:r>
-        <w:t>Pluto電源カード（オプション機能）</w:t>
-      </w:r>
-    </w:p>
-    <w:p>
-      <w:r>
-        <w:t>「Pluto電源」カードには赤字で「OPT」と表示されます。これはPA_Power/PTTコントローラ(ESP32、hardware/W5500_PA_PTT_Control)を接続した環境専用のオプション機能であることを示します。押すとPTTコントローラ経由でPluto+含む12V系統をOFF→3秒待機→ONする電源サイクル操作を行います。PTTコントローラ未設定の環境では使用できません(設定画面でIPアドレス未設定の場合はエラー表示になります)。</w:t>
+        <w:t>Pluto電源カード（オプション機能） / Pluto Power card (optional feature)</w:t>
+      </w:r>
+    </w:p>
+    <w:p>
+      <w:r>
+        <w:t>「Pluto電源」カードは、PA_Power/PTTコントローラ(ESP32、hardware/W5500_PA_PTT_Control)を接続した環境専用のオプション機能です。押すとPTTコントローラ経由でPluto+含む12V系統をOFF→3秒待機→ONする電源サイクル操作を行います。PTTコントローラ未設定の環境では使用できません(設定画面で「ESP32 W5500を使用する」がOFF、またはIPアドレス未設定の場合はエラー表示になります)。</w:t>
+      </w:r>
+    </w:p>
+    <w:p>
+      <w:r>
+        <w:rPr>
+          <w:color w:val="404040"/>
+        </w:rPr>
+        <w:t>The "Pluto Power" card is an optional feature only for environments with a PA_Power/PTT controller (ESP32, hardware/W5500_PA_PTT_Control) connected. Pressing it performs a power-cycle operation via the PTT controller: OFF → wait 3 seconds → ON for the 12 V line including the Pluto+. It cannot be used in environments without a PTT controller configured (shown as an error if "Use ESP32 W5500" is OFF or the IP address is unset on the Settings screen).</w:t>
       </w:r>
     </w:p>
     <w:p>
@@ -997,7 +1093,7 @@
         <w:pStyle w:val="Heading2"/>
       </w:pPr>
       <w:r>
-        <w:t>画面の共通操作</w:t>
+        <w:t>画面の共通操作 / Common screen operation</w:t>
       </w:r>
     </w:p>
     <w:p>
@@ -1006,11 +1102,19 @@
       </w:r>
     </w:p>
     <w:p>
+      <w:r>
+        <w:rPr>
+          <w:color w:val="404040"/>
+        </w:rPr>
+        <w:t>Tap each screen's buttons to operate it. "Back to Home" on a screen returns to the Home screen.</w:t>
+      </w:r>
+    </w:p>
+    <w:p>
       <w:pPr>
         <w:pStyle w:val="Heading1"/>
       </w:pPr>
       <w:r>
-        <w:t>2. 起動・終了と安全</w:t>
+        <w:t>2. 起動・終了と安全 / 2. Startup, Exit and Safety</w:t>
       </w:r>
     </w:p>
     <w:p>
@@ -1062,7 +1166,7 @@
           <w:color w:val="646464"/>
           <w:sz w:val="18"/>
         </w:rPr>
-        <w:t>図: 2. 起動・終了と安全（実機スクリーンショット）</w:t>
+        <w:t>図: 2. 起動・終了と安全（実機スクリーンショット） / Figure: 2. Startup, Exit and Safety (device screenshot)</w:t>
       </w:r>
     </w:p>
     <w:p>
@@ -1114,7 +1218,7 @@
           <w:color w:val="646464"/>
           <w:sz w:val="18"/>
         </w:rPr>
-        <w:t>図: 2. 起動・終了と安全（実機スクリーンショット）</w:t>
+        <w:t>図: 2. 起動・終了と安全（実機スクリーンショット） / Figure: 2. Startup, Exit and Safety (device screenshot)</w:t>
       </w:r>
     </w:p>
     <w:p>
@@ -1122,7 +1226,7 @@
         <w:pStyle w:val="Heading2"/>
       </w:pPr>
       <w:r>
-        <w:t>起動アプリの選択</w:t>
+        <w:t>起動アプリの選択 / Choosing the app at boot</w:t>
       </w:r>
     </w:p>
     <w:p>
@@ -1131,11 +1235,19 @@
       </w:r>
     </w:p>
     <w:p>
+      <w:r>
+        <w:rPr>
+          <w:color w:val="404040"/>
+        </w:rPr>
+        <w:t>After the Pi 5 boots, the "Choose the app to start" screen appears first. Choose "Shonan_Lite (DATV)" or "Langstone V3 (SDR Transceiver)" to start it. You can also check/change the Pluto IP setting on this screen.</w:t>
+      </w:r>
+    </w:p>
+    <w:p>
       <w:pPr>
         <w:pStyle w:val="Heading2"/>
       </w:pPr>
       <w:r>
-        <w:t>起動</w:t>
+        <w:t>起動 / Startup</w:t>
       </w:r>
     </w:p>
     <w:p>
@@ -1144,11 +1256,19 @@
       </w:r>
     </w:p>
     <w:p>
+      <w:r>
+        <w:rPr>
+          <w:color w:val="404040"/>
+        </w:rPr>
+        <w:t>Power on the Pluto first and connect it to the Pi 5 via Ethernet. Choosing Shonan_Lite at the app-selection screen starts Shonan_Lite, showing "Restarting Pluto at app startup…". If confirming the Pluto restart takes 25 seconds or more, the confirmation is skipped and the Home screen is shown. The Pluto's destination is specified on the Settings screen.</w:t>
+      </w:r>
+    </w:p>
+    <w:p>
       <w:pPr>
         <w:pStyle w:val="Heading2"/>
       </w:pPr>
       <w:r>
-        <w:t>RF接続の注意</w:t>
+        <w:t>RF接続の注意 / RF connection caution</w:t>
       </w:r>
     </w:p>
     <w:p>
@@ -1157,11 +1277,19 @@
       </w:r>
     </w:p>
     <w:p>
+      <w:r>
+        <w:rPr>
+          <w:color w:val="404040"/>
+        </w:rPr>
+        <w:t>Never connect TX directly to RX. To test indoors, connect TX → external attenuator of 40 dB or more → RX.</w:t>
+      </w:r>
+    </w:p>
+    <w:p>
       <w:pPr>
         <w:pStyle w:val="Heading2"/>
       </w:pPr>
       <w:r>
-        <w:t>終了</w:t>
+        <w:t>終了 / Exit</w:t>
       </w:r>
     </w:p>
     <w:p>
@@ -1170,11 +1298,19 @@
       </w:r>
     </w:p>
     <w:p>
+      <w:r>
+        <w:rPr>
+          <w:color w:val="404040"/>
+        </w:rPr>
+        <w:t>If transmitting or receiving, stop it on its own screen first, then use "Power Off" on the Home screen.</w:t>
+      </w:r>
+    </w:p>
+    <w:p>
       <w:pPr>
         <w:pStyle w:val="Heading1"/>
       </w:pPr>
       <w:r>
-        <w:t>3. 設定画面</w:t>
+        <w:t>3. 設定画面 / 3. Settings Screen</w:t>
       </w:r>
     </w:p>
     <w:p>
@@ -1226,7 +1362,7 @@
           <w:color w:val="646464"/>
           <w:sz w:val="18"/>
         </w:rPr>
-        <w:t>図: 3. 設定画面（実機スクリーンショット）</w:t>
+        <w:t>図: 3. 設定画面（実機スクリーンショット） / Figure: 3. Settings Screen (device screenshot)</w:t>
       </w:r>
     </w:p>
     <w:p>
@@ -1234,7 +1370,7 @@
         <w:pStyle w:val="Heading2"/>
       </w:pPr>
       <w:r>
-        <w:t>表示言語</w:t>
+        <w:t>表示言語 / Display Language</w:t>
       </w:r>
     </w:p>
     <w:p>
@@ -1243,11 +1379,19 @@
       </w:r>
     </w:p>
     <w:p>
+      <w:r>
+        <w:rPr>
+          <w:color w:val="404040"/>
+        </w:rPr>
+        <w:t>Choose the display language from "日本語" (Japanese) and "English". All screens switch immediately and the choice is saved.</w:t>
+      </w:r>
+    </w:p>
+    <w:p>
       <w:pPr>
         <w:pStyle w:val="Heading2"/>
       </w:pPr>
       <w:r>
-        <w:t>送信先（Pluto Tx）</w:t>
+        <w:t>送信先（Pluto Tx） / Destination (Pluto Tx)</w:t>
       </w:r>
     </w:p>
     <w:p>
@@ -1256,16 +1400,32 @@
       </w:r>
     </w:p>
     <w:p>
+      <w:r>
+        <w:rPr>
+          <w:color w:val="404040"/>
+        </w:rPr>
+        <w:t>Enter the Pluto's IP address. The UDP-TS port is fixed at 8282 (on the Pluto side).</w:t>
+      </w:r>
+    </w:p>
+    <w:p>
       <w:pPr>
         <w:pStyle w:val="Heading2"/>
       </w:pPr>
       <w:r>
-        <w:t>PA_Power/PTTコントローラ（ESP32）</w:t>
-      </w:r>
-    </w:p>
-    <w:p>
-      <w:r>
-        <w:t>PA_Power/PTTコントローラ(ESP32+W5500、hardware/W5500_PA_PTT_Control)のIPアドレスを入力します。空欄なら連携しません。設定すると、送信開始/終了に連動してPTTを、アプリ起動/終了に連動して12V電源(Pluto+含む)を自動でON/OFFします。ホーム画面の「Pluto電源」カード(オプション機能、OPT表示)から手動での電源サイクル(OFF→3秒待機→ON)も行えます。</w:t>
+        <w:t>PA_Power/PTTコントローラ（ESP32） / PA_Power/PTT Controller (ESP32)</w:t>
+      </w:r>
+    </w:p>
+    <w:p>
+      <w:r>
+        <w:t>PA_Power/PTTコントローラ(ESP32+W5500、hardware/W5500_PA_PTT_Control)を使用するかどうかを「ESP32 W5500を使用する」で選び、IPアドレスを入力します。OFFまたは空欄なら連携しません(OFFにしてもIPアドレスは保持されます)。使用する場合、送信開始/終了に連動してPTTを、アプリ起動/終了に連動して12V電源(Pluto+含む)を自動でON/OFFします。ホーム画面の「Pluto電源」カード(オプション機能)から手動での電源サイクル(OFF→3秒待機→ON)も行えます。</w:t>
+      </w:r>
+    </w:p>
+    <w:p>
+      <w:r>
+        <w:rPr>
+          <w:color w:val="404040"/>
+        </w:rPr>
+        <w:t>Choose whether to use the PA_Power/PTT controller (ESP32 + W5500, hardware/W5500_PA_PTT_Control) with "Use ESP32 W5500", and enter its IP address. The link is disabled when it is OFF or the address is empty (the IP address is kept even when OFF). When used, PTT follows TX start/stop and the 12 V power (including the Pluto+) is switched ON/OFF automatically at app start/exit. A manual power cycle (OFF → wait 3 seconds → ON) is also available from the "Pluto Power" card (optional feature) on the Home screen.</w:t>
       </w:r>
     </w:p>
     <w:p>
@@ -1273,7 +1433,7 @@
         <w:pStyle w:val="Heading2"/>
       </w:pPr>
       <w:r>
-        <w:t>オンデバイス復調</w:t>
+        <w:t>オンデバイス復調 / On-device Demodulation</w:t>
       </w:r>
     </w:p>
     <w:p>
@@ -1282,11 +1442,19 @@
       </w:r>
     </w:p>
     <w:p>
+      <w:r>
+        <w:rPr>
+          <w:color w:val="404040"/>
+        </w:rPr>
+        <w:t>On-device demodulation is a feature for development testing. Turning it ON first shows a confirmation popup. It states in red that transmitting without a 40 dB or greater external attenuator between the Pluto's TX and RX ports may damage the Pluto, and on-device demodulation is turned ON only if you choose "Yes". Choosing "No" automatically returns the checkbox to OFF. Only while ON does the TX screen show a "Go to RX" button; while OFF you cannot move directly from the TX screen to the RX screen. While OFF, starting RX during TX or starting TX during RX is an error (turn it ON to use TX and RX at the same time).</w:t>
+      </w:r>
+    </w:p>
+    <w:p>
       <w:pPr>
         <w:pStyle w:val="Heading2"/>
       </w:pPr>
       <w:r>
-        <w:t>受信診断 / RX Diagnostics</w:t>
+        <w:t>受信診断 / RX Diagnostics / RX Diagnostics</w:t>
       </w:r>
     </w:p>
     <w:p>
@@ -1295,11 +1463,19 @@
       </w:r>
     </w:p>
     <w:p>
+      <w:r>
+        <w:rPr>
+          <w:color w:val="404040"/>
+        </w:rPr>
+        <w:t>When "Run IIO preflight test" is ON, an IIO context connectivity check runs before starting RX.</w:t>
+      </w:r>
+    </w:p>
+    <w:p>
       <w:pPr>
         <w:pStyle w:val="Heading2"/>
       </w:pPr>
       <w:r>
-        <w:t>システム日時 / System Date &amp; Time</w:t>
+        <w:t>システム日時 / System Date &amp; Time / System Date &amp; Time</w:t>
       </w:r>
     </w:p>
     <w:p>
@@ -1308,11 +1484,19 @@
       </w:r>
     </w:p>
     <w:p>
+      <w:r>
+        <w:rPr>
+          <w:color w:val="404040"/>
+        </w:rPr>
+        <w:t>Since this Pi 5 has no RTC battery, the date and time reset on every boot in field use without a network connection. Choose a date/time from the calendar and press "Set This Date &amp; Time" to stop NTP sync and apply it to the system clock.</w:t>
+      </w:r>
+    </w:p>
+    <w:p>
       <w:pPr>
         <w:pStyle w:val="Heading1"/>
       </w:pPr>
       <w:r>
-        <w:t>4. 送信前の設定</w:t>
+        <w:t>4. 送信前の設定 / 4. Settings Before Transmitting</w:t>
       </w:r>
     </w:p>
     <w:p>
@@ -1364,7 +1548,7 @@
           <w:color w:val="646464"/>
           <w:sz w:val="18"/>
         </w:rPr>
-        <w:t>図: 4. 送信前の設定（実機スクリーンショット）</w:t>
+        <w:t>図: 4. 送信前の設定（実機スクリーンショット） / Figure: 4. Settings Before Transmitting (device screenshot)</w:t>
       </w:r>
     </w:p>
     <w:p>
@@ -1416,7 +1600,7 @@
           <w:color w:val="646464"/>
           <w:sz w:val="18"/>
         </w:rPr>
-        <w:t>図: 4. 送信前の設定（実機スクリーンショット）</w:t>
+        <w:t>図: 4. 送信前の設定（実機スクリーンショット） / Figure: 4. Settings Before Transmitting (device screenshot)</w:t>
       </w:r>
     </w:p>
     <w:p>
@@ -1468,7 +1652,7 @@
           <w:color w:val="646464"/>
           <w:sz w:val="18"/>
         </w:rPr>
-        <w:t>図: 4. 送信前の設定（実機スクリーンショット）</w:t>
+        <w:t>図: 4. 送信前の設定（実機スクリーンショット） / Figure: 4. Settings Before Transmitting (device screenshot)</w:t>
       </w:r>
     </w:p>
     <w:p>
@@ -1520,7 +1704,7 @@
           <w:color w:val="646464"/>
           <w:sz w:val="18"/>
         </w:rPr>
-        <w:t>図: 4. 送信前の設定（実機スクリーンショット）</w:t>
+        <w:t>図: 4. 送信前の設定（実機スクリーンショット） / Figure: 4. Settings Before Transmitting (device screenshot)</w:t>
       </w:r>
     </w:p>
     <w:p>
@@ -1572,7 +1756,7 @@
           <w:color w:val="646464"/>
           <w:sz w:val="18"/>
         </w:rPr>
-        <w:t>図: 4. 送信前の設定（実機スクリーンショット）</w:t>
+        <w:t>図: 4. 送信前の設定（実機スクリーンショット） / Figure: 4. Settings Before Transmitting (device screenshot)</w:t>
       </w:r>
     </w:p>
     <w:p>
@@ -1624,7 +1808,7 @@
           <w:color w:val="646464"/>
           <w:sz w:val="18"/>
         </w:rPr>
-        <w:t>図: 4. 送信前の設定（実機スクリーンショット）</w:t>
+        <w:t>図: 4. 送信前の設定（実機スクリーンショット） / Figure: 4. Settings Before Transmitting (device screenshot)</w:t>
       </w:r>
     </w:p>
     <w:p>
@@ -1676,7 +1860,7 @@
           <w:color w:val="646464"/>
           <w:sz w:val="18"/>
         </w:rPr>
-        <w:t>図: 4. 送信前の設定（実機スクリーンショット）</w:t>
+        <w:t>図: 4. 送信前の設定（実機スクリーンショット） / Figure: 4. Settings Before Transmitting (device screenshot)</w:t>
       </w:r>
     </w:p>
     <w:p>
@@ -1728,7 +1912,7 @@
           <w:color w:val="646464"/>
           <w:sz w:val="18"/>
         </w:rPr>
-        <w:t>図: 4. 送信前の設定（実機スクリーンショット）</w:t>
+        <w:t>図: 4. 送信前の設定（実機スクリーンショット） / Figure: 4. Settings Before Transmitting (device screenshot)</w:t>
       </w:r>
     </w:p>
     <w:p>
@@ -1780,7 +1964,7 @@
           <w:color w:val="646464"/>
           <w:sz w:val="18"/>
         </w:rPr>
-        <w:t>図: 4. 送信前の設定（実機スクリーンショット）</w:t>
+        <w:t>図: 4. 送信前の設定（実機スクリーンショット） / Figure: 4. Settings Before Transmitting (device screenshot)</w:t>
       </w:r>
     </w:p>
     <w:p>
@@ -1788,7 +1972,7 @@
         <w:pStyle w:val="Heading2"/>
       </w:pPr>
       <w:r>
-        <w:t>周波数</w:t>
+        <w:t>周波数 / Frequency</w:t>
       </w:r>
     </w:p>
     <w:p>
@@ -1797,11 +1981,19 @@
       </w:r>
     </w:p>
     <w:p>
+      <w:r>
+        <w:rPr>
+          <w:color w:val="404040"/>
+        </w:rPr>
+        <w:t>Select or enter the operating frequency on the Frequency screen. The current RF loopback test example is 437,000 kHz (437.000 MHz).</w:t>
+      </w:r>
+    </w:p>
+    <w:p>
       <w:pPr>
         <w:pStyle w:val="Heading2"/>
       </w:pPr>
       <w:r>
-        <w:t>出力設定</w:t>
+        <w:t>出力設定 / Stream Output</w:t>
       </w:r>
     </w:p>
     <w:p>
@@ -1810,11 +2002,19 @@
       </w:r>
     </w:p>
     <w:p>
+      <w:r>
+        <w:rPr>
+          <w:color w:val="404040"/>
+        </w:rPr>
+        <w:t>Enter the Pluto's IP address in "Pluto URI" on the Stream Output screen. Pressing "Detect" automatically looks for a Pluto on the same LAN and fills it into the field (if not found, check the power and LAN wiring). "Destination port (fixed on Pluto)" is fixed at 8282 and cannot be changed. Change "RX TS port" and "Status port" as needed.</w:t>
+      </w:r>
+    </w:p>
+    <w:p>
       <w:pPr>
         <w:pStyle w:val="Heading2"/>
       </w:pPr>
       <w:r>
-        <w:t>シンボルレート</w:t>
+        <w:t>シンボルレート / Symbol Rate</w:t>
       </w:r>
     </w:p>
     <w:p>
@@ -1823,11 +2023,19 @@
       </w:r>
     </w:p>
     <w:p>
+      <w:r>
+        <w:rPr>
+          <w:color w:val="404040"/>
+        </w:rPr>
+        <w:t>Set the symbol rate of the transmitted signal. The RF loopback test example is 500 kS/s.</w:t>
+      </w:r>
+    </w:p>
+    <w:p>
       <w:pPr>
         <w:pStyle w:val="Heading2"/>
       </w:pPr>
       <w:r>
-        <w:t>FEC・変調方式</w:t>
+        <w:t>FEC・変調方式 / FEC and Modulation</w:t>
       </w:r>
     </w:p>
     <w:p>
@@ -1836,11 +2044,19 @@
       </w:r>
     </w:p>
     <w:p>
+      <w:r>
+        <w:rPr>
+          <w:color w:val="404040"/>
+        </w:rPr>
+        <w:t>Match FEC and modulation between the transmitting and receiving sides. The test example is QPSK, FEC 3/5. Choose the modulation from QPSK and 8PSK, and the FEC choices are narrowed to combinations that actually work with the selected modulation (QPSK: 1/2, 3/5, 8/9; 8PSK: 3/5, 8/9; 9/10 is not implemented so it does not appear as a choice).</w:t>
+      </w:r>
+    </w:p>
+    <w:p>
       <w:pPr>
         <w:pStyle w:val="Heading2"/>
       </w:pPr>
       <w:r>
-        <w:t>映像ソース</w:t>
+        <w:t>映像ソース / Video Source</w:t>
       </w:r>
     </w:p>
     <w:p>
@@ -1849,11 +2065,19 @@
       </w:r>
     </w:p>
     <w:p>
+      <w:r>
+        <w:rPr>
+          <w:color w:val="404040"/>
+        </w:rPr>
+        <w:t>On the Video Source screen, choose a USB camera, an image file (png/jpg/jpeg/bmp, sent as a repeating still image), or a test pattern (color bars). Use the test pattern for RF isolation testing. When the video source is "Camera", the "Capture" button takes a still JPG (1920x1080) from the camera and saves it in Pictures/Shonan_Lite in the home folder. You can then choose the saved image as the TX image with "File" (it opens in that folder). Capturing is not possible while transmitting. The callsign and optional note entered in the "Callsign" and "Note" fields at the bottom of the screen are burned into the video, with the date and time shown at the bottom right. The selectors to the right of each field set the font size (callsign 36-256 px, note 16-64 px) and color (white, yellow, red, green, blue, cyan, orange, black). They apply to camera video and to an image file (the test pattern already has a callsign drawn into it, so it is not overlaid). The transmitted video is fixed at Full HD (1920x1080); video with a different aspect ratio is fitted with black bars.</w:t>
+      </w:r>
+    </w:p>
+    <w:p>
       <w:pPr>
         <w:pStyle w:val="Heading2"/>
       </w:pPr>
       <w:r>
-        <w:t>RXゲイン</w:t>
+        <w:t>RXゲイン / RX Gain</w:t>
       </w:r>
     </w:p>
     <w:p>
@@ -1862,11 +2086,19 @@
       </w:r>
     </w:p>
     <w:p>
+      <w:r>
+        <w:rPr>
+          <w:color w:val="404040"/>
+        </w:rPr>
+        <w:t>With AGC ON the gain is automatic; with AGC OFF, manual gain is used. When manual, adjust the gain while watching the reception state.</w:t>
+      </w:r>
+    </w:p>
+    <w:p>
       <w:pPr>
         <w:pStyle w:val="Heading2"/>
       </w:pPr>
       <w:r>
-        <w:t>TX出力</w:t>
+        <w:t>TX出力 / TX Power</w:t>
       </w:r>
     </w:p>
     <w:p>
@@ -1875,11 +2107,19 @@
       </w:r>
     </w:p>
     <w:p>
+      <w:r>
+        <w:rPr>
+          <w:color w:val="404040"/>
+        </w:rPr>
+        <w:t>Set TX power to match the destination and attenuator. 0 dB is the maximum output.</w:t>
+      </w:r>
+    </w:p>
+    <w:p>
       <w:pPr>
         <w:pStyle w:val="Heading2"/>
       </w:pPr>
       <w:r>
-        <w:t>プリセット</w:t>
+        <w:t>プリセット / Presets</w:t>
       </w:r>
     </w:p>
     <w:p>
@@ -1888,11 +2128,19 @@
       </w:r>
     </w:p>
     <w:p>
+      <w:r>
+        <w:rPr>
+          <w:color w:val="404040"/>
+        </w:rPr>
+        <w:t>With "Presets" on the Home screen you can save up to five sets of the current settings (frequency, symbol rate, FEC, modulation, video source, callsign and so on). Press "Save" and enter a name to store the current settings; press a preset name to recall it and also apply it to the Pluto. "Delete" removes a preset after confirmation. While preset 1 is not registered it works as "RF Loopback" (437.000 MHz / 500 kS/s / QPSK / FEC 3/5, test pattern, on-device demodulation ON). Presets cannot be saved, recalled or deleted while transmitting or receiving.</w:t>
+      </w:r>
+    </w:p>
+    <w:p>
       <w:pPr>
         <w:pStyle w:val="Heading1"/>
       </w:pPr>
       <w:r>
-        <w:t>5. RSSI測定</w:t>
+        <w:t>5. RSSI測定 / 5. RSSI Measurement</w:t>
       </w:r>
     </w:p>
     <w:p>
@@ -1944,7 +2192,7 @@
           <w:color w:val="646464"/>
           <w:sz w:val="18"/>
         </w:rPr>
-        <w:t>図: 5. RSSI測定（実機スクリーンショット）</w:t>
+        <w:t>図: 5. RSSI測定（実機スクリーンショット） / Figure: 5. RSSI Measurement (device screenshot)</w:t>
       </w:r>
     </w:p>
     <w:p>
@@ -1952,7 +2200,7 @@
         <w:pStyle w:val="Heading2"/>
       </w:pPr>
       <w:r>
-        <w:t>RSSI測定とは</w:t>
+        <w:t>RSSI測定とは / What RSSI Measurement does</w:t>
       </w:r>
     </w:p>
     <w:p>
@@ -1961,11 +2209,19 @@
       </w:r>
     </w:p>
     <w:p>
+      <w:r>
+        <w:rPr>
+          <w:color w:val="404040"/>
+        </w:rPr>
+        <w:t>It scans a range of frequencies and graphs the received level (RSSI). The center frequency is the value set on the Frequency screen (if it is not set, set it there first). When "On-device demodulation" in Settings is OFF (normal operation), it does not transmit and measures the RSSI of the other station's signal to quickly identify its actual frequency (if the other station is not transmitting, only noise is received and the graph is flat). When it is ON, this is a test feature: your own station also transmits automatically and the RSSI of your own signal is measured.</w:t>
+      </w:r>
+    </w:p>
+    <w:p>
       <w:pPr>
         <w:pStyle w:val="Heading2"/>
       </w:pPr>
       <w:r>
-        <w:t>検索条件</w:t>
+        <w:t>検索条件 / Search conditions</w:t>
       </w:r>
     </w:p>
     <w:p>
@@ -1974,11 +2230,19 @@
       </w:r>
     </w:p>
     <w:p>
+      <w:r>
+        <w:rPr>
+          <w:color w:val="404040"/>
+        </w:rPr>
+        <w:t>Choose the search range from ±5 MHz, ±10 MHz and ±20 MHz (the selected range is highlighted in light blue). Enter the step (kHz) with the keypad; specify 1 kHz or more.</w:t>
+      </w:r>
+    </w:p>
+    <w:p>
       <w:pPr>
         <w:pStyle w:val="Heading2"/>
       </w:pPr>
       <w:r>
-        <w:t>RXゲイン</w:t>
+        <w:t>RXゲイン / RX gain</w:t>
       </w:r>
     </w:p>
     <w:p>
@@ -1987,11 +2251,19 @@
       </w:r>
     </w:p>
     <w:p>
+      <w:r>
+        <w:rPr>
+          <w:color w:val="404040"/>
+        </w:rPr>
+        <w:t>"RX Gain" on the right side of the screen lets you turn AGC (automatic adjustment) on or off and set the manual gain (0 to 73 dB with the "−" and "+" buttons; hold to change continuously). The setting is shared with the RX Gain screen and can be changed even while a search is running. Changing the gain changes the RSSI values, so if you change it during a search the current pass is restarted from the beginning. The manual gain cannot be changed while AGC is on.</w:t>
+      </w:r>
+    </w:p>
+    <w:p>
       <w:pPr>
         <w:pStyle w:val="Heading2"/>
       </w:pPr>
       <w:r>
-        <w:t>検索の実行</w:t>
+        <w:t>検索の実行 / Running a search</w:t>
       </w:r>
     </w:p>
     <w:p>
@@ -2000,11 +2272,19 @@
       </w:r>
     </w:p>
     <w:p>
+      <w:r>
+        <w:rPr>
+          <w:color w:val="404040"/>
+        </w:rPr>
+        <w:t>Press "Start Search" to begin scanning; while it runs, the status shows the current frequency and RSSI. With "Search Mode" on the right side of the screen set to "Repeat" (default), the scan returns to the start when it reaches the end of the range and repeats until you press "Stop Search". With "Once", it scans the range one time and stops by itself. If you switch the mode during a search, it takes effect when the current pass finishes. In both modes the search stops when you move to another screen.</w:t>
+      </w:r>
+    </w:p>
+    <w:p>
       <w:pPr>
         <w:pStyle w:val="Heading2"/>
       </w:pPr>
       <w:r>
-        <w:t>検索結果</w:t>
+        <w:t>検索結果 / Search result</w:t>
       </w:r>
     </w:p>
     <w:p>
@@ -2013,11 +2293,19 @@
       </w:r>
     </w:p>
     <w:p>
+      <w:r>
+        <w:rPr>
+          <w:color w:val="404040"/>
+        </w:rPr>
+        <w:t>Each time one pass of the scan finishes, the "Strongest frequency" is updated and shown (a smaller RSSI value means a stronger signal).</w:t>
+      </w:r>
+    </w:p>
+    <w:p>
       <w:pPr>
         <w:pStyle w:val="Heading2"/>
       </w:pPr>
       <w:r>
-        <w:t>送信の自動開始について</w:t>
+        <w:t>送信の自動開始について / About automatic TX start</w:t>
       </w:r>
     </w:p>
     <w:p>
@@ -2026,11 +2314,19 @@
       </w:r>
     </w:p>
     <w:p>
+      <w:r>
+        <w:rPr>
+          <w:color w:val="404040"/>
+        </w:rPr>
+        <w:t>When "On-device demodulation" in Settings is ON, pressing "Start Search" automatically starts transmitting (if TX is already running, it is stopped first and restarted with the settings in effect when the search begins). This automatic transmission always uses the test pattern regardless of the selected video source (it works without a camera, and the saved video source setting is not changed). Scanning starts 3 seconds after TX starts (or restarts). This automatic transmission stops on its own when you press "Stop Search", when "Once" reaches the end of the range, or when you move to another screen. Never connect TX directly to RX; always use an attenuator of 40 dB or more.</w:t>
+      </w:r>
+    </w:p>
+    <w:p>
       <w:pPr>
         <w:pStyle w:val="Heading1"/>
       </w:pPr>
       <w:r>
-        <w:t>6. 送信画面</w:t>
+        <w:t>6. 送信画面 / 6. Transmit Screen</w:t>
       </w:r>
     </w:p>
     <w:p>
@@ -2082,7 +2378,7 @@
           <w:color w:val="646464"/>
           <w:sz w:val="18"/>
         </w:rPr>
-        <w:t>図: 6. 送信画面（実機スクリーンショット）</w:t>
+        <w:t>図: 6. 送信画面（実機スクリーンショット） / Figure: 6. Transmit Screen (device screenshot)</w:t>
       </w:r>
     </w:p>
     <w:p>
@@ -2090,7 +2386,7 @@
         <w:pStyle w:val="Heading2"/>
       </w:pPr>
       <w:r>
-        <w:t>送信画面の見方</w:t>
+        <w:t>送信画面の見方 / Reading the TX screen</w:t>
       </w:r>
     </w:p>
     <w:p>
@@ -2099,11 +2395,19 @@
       </w:r>
     </w:p>
     <w:p>
+      <w:r>
+        <w:rPr>
+          <w:color w:val="404040"/>
+        </w:rPr>
+        <w:t>The video preview is at the top, and TX state, symbol rate, audio level and communication statistics are at the bottom. Color bars are shown when the test pattern is selected. The "Start TX" button is shown while TX is stopped.</w:t>
+      </w:r>
+    </w:p>
+    <w:p>
       <w:pPr>
         <w:pStyle w:val="Heading2"/>
       </w:pPr>
       <w:r>
-        <w:t>送信開始</w:t>
+        <w:t>送信開始 / Starting TX</w:t>
       </w:r>
     </w:p>
     <w:p>
@@ -2112,11 +2416,19 @@
       </w:r>
     </w:p>
     <w:p>
+      <w:r>
+        <w:rPr>
+          <w:color w:val="404040"/>
+        </w:rPr>
+        <w:t>"Transmit" on the Home screen only opens the TX screen. To start transmitting, press "Start TX" on the TX screen.</w:t>
+      </w:r>
+    </w:p>
+    <w:p>
       <w:pPr>
         <w:pStyle w:val="Heading2"/>
       </w:pPr>
       <w:r>
-        <w:t>送信停止</w:t>
+        <w:t>送信停止 / Stopping TX</w:t>
       </w:r>
     </w:p>
     <w:p>
@@ -2125,11 +2437,19 @@
       </w:r>
     </w:p>
     <w:p>
+      <w:r>
+        <w:rPr>
+          <w:color w:val="404040"/>
+        </w:rPr>
+        <w:t>While transmitting, press "Stop TX", shown in the same position. Check the stopped state before changing the frequency, power or wiring.</w:t>
+      </w:r>
+    </w:p>
+    <w:p>
       <w:pPr>
         <w:pStyle w:val="Heading2"/>
       </w:pPr>
       <w:r>
-        <w:t>画面移動</w:t>
+        <w:t>画面移動 / Screen navigation</w:t>
       </w:r>
     </w:p>
     <w:p>
@@ -2138,11 +2458,19 @@
       </w:r>
     </w:p>
     <w:p>
+      <w:r>
+        <w:rPr>
+          <w:color w:val="404040"/>
+        </w:rPr>
+        <w:t>"Go to RX" is shown only when on-device demodulation is ON in Settings. "Settings" and "Back to Home" are always available.</w:t>
+      </w:r>
+    </w:p>
+    <w:p>
       <w:pPr>
         <w:pStyle w:val="Heading1"/>
       </w:pPr>
       <w:r>
-        <w:t>7. 受信画面</w:t>
+        <w:t>7. 受信画面 / 7. Receive Screen</w:t>
       </w:r>
     </w:p>
     <w:p>
@@ -2194,7 +2522,7 @@
           <w:color w:val="646464"/>
           <w:sz w:val="18"/>
         </w:rPr>
-        <w:t>図: 7. 受信画面（実機スクリーンショット）</w:t>
+        <w:t>図: 7. 受信画面（実機スクリーンショット） / Figure: 7. Receive Screen (device screenshot)</w:t>
       </w:r>
     </w:p>
     <w:p>
@@ -2202,7 +2530,7 @@
         <w:pStyle w:val="Heading2"/>
       </w:pPr>
       <w:r>
-        <w:t>受信開始</w:t>
+        <w:t>受信開始 / Starting RX</w:t>
       </w:r>
     </w:p>
     <w:p>
@@ -2211,11 +2539,19 @@
       </w:r>
     </w:p>
     <w:p>
+      <w:r>
+        <w:rPr>
+          <w:color w:val="404040"/>
+        </w:rPr>
+        <w:t>Match the receive settings to the transmit conditions and press "Start RX". The test example uses 437.000 MHz, 500 kS/s, QPSK, FEC 3/5. While receiving you can check LOCK, the measured bitrate, packet count and error count.</w:t>
+      </w:r>
+    </w:p>
+    <w:p>
       <w:pPr>
         <w:pStyle w:val="Heading2"/>
       </w:pPr>
       <w:r>
-        <w:t>受信停止</w:t>
+        <w:t>受信停止 / Stopping RX</w:t>
       </w:r>
     </w:p>
     <w:p>
@@ -2224,11 +2560,19 @@
       </w:r>
     </w:p>
     <w:p>
+      <w:r>
+        <w:rPr>
+          <w:color w:val="404040"/>
+        </w:rPr>
+        <w:t>Press "Stop RX" to end reception. If also transmitting, press Stop TX after stopping RX.</w:t>
+      </w:r>
+    </w:p>
+    <w:p>
       <w:pPr>
         <w:pStyle w:val="Heading2"/>
       </w:pPr>
       <w:r>
-        <w:t>オンデバイス復調表示</w:t>
+        <w:t>オンデバイス復調表示 / On-device demodulation indicator</w:t>
       </w:r>
     </w:p>
     <w:p>
@@ -2237,11 +2581,19 @@
       </w:r>
     </w:p>
     <w:p>
+      <w:r>
+        <w:rPr>
+          <w:color w:val="404040"/>
+        </w:rPr>
+        <w:t>When on-device demodulation is enabled, an orange status indicator appears on the RX screen. If the received video is black, first check the frequency, symbol rate, FEC, modulation, wiring and TX state.</w:t>
+      </w:r>
+    </w:p>
+    <w:p>
       <w:pPr>
         <w:pStyle w:val="Heading2"/>
       </w:pPr>
       <w:r>
-        <w:t>音量</w:t>
+        <w:t>音量 / Volume</w:t>
       </w:r>
     </w:p>
     <w:p>
@@ -2250,11 +2602,19 @@
       </w:r>
     </w:p>
     <w:p>
+      <w:r>
+        <w:rPr>
+          <w:color w:val="404040"/>
+        </w:rPr>
+        <w:t>Adjust the playback volume with the volume slider on the RX screen. The default is 50%.</w:t>
+      </w:r>
+    </w:p>
+    <w:p>
       <w:pPr>
         <w:pStyle w:val="Heading1"/>
       </w:pPr>
       <w:r>
-        <w:t>8. 基本運用手順</w:t>
+        <w:t>8. 基本運用手順 / 8. Basic Operating Procedure</w:t>
       </w:r>
     </w:p>
     <w:p>
@@ -2262,7 +2622,7 @@
         <w:pStyle w:val="Heading2"/>
       </w:pPr>
       <w:r>
-        <w:t>送信のみ</w:t>
+        <w:t>送信のみ / TX only</w:t>
       </w:r>
     </w:p>
     <w:p>
@@ -2271,11 +2631,19 @@
       </w:r>
     </w:p>
     <w:p>
+      <w:r>
+        <w:rPr>
+          <w:color w:val="404040"/>
+        </w:rPr>
+        <w:t>1) On Home, set Frequency, Symbol Rate, FEC, Modulation, Video Source and TX Power. 2) Press "Transmit". 3) Check the video preview on the TX screen. 4) Press "Start TX". 5) Press "Stop TX" when finished.</w:t>
+      </w:r>
+    </w:p>
+    <w:p>
       <w:pPr>
         <w:pStyle w:val="Heading2"/>
       </w:pPr>
       <w:r>
-        <w:t>受信のみ</w:t>
+        <w:t>受信のみ / RX only</w:t>
       </w:r>
     </w:p>
     <w:p>
@@ -2284,11 +2652,19 @@
       </w:r>
     </w:p>
     <w:p>
+      <w:r>
+        <w:rPr>
+          <w:color w:val="404040"/>
+        </w:rPr>
+        <w:t>1) Match the receive conditions to the transmitting side. 2) Press "Receive" on Home. 3) Press "Start RX" on the RX screen. 4) Check video, audio and statistics. 5) Press "Stop RX" when finished.</w:t>
+      </w:r>
+    </w:p>
+    <w:p>
       <w:pPr>
         <w:pStyle w:val="Heading2"/>
       </w:pPr>
       <w:r>
-        <w:t>RF確認</w:t>
+        <w:t>RF確認 / RF check</w:t>
       </w:r>
     </w:p>
     <w:p>
@@ -2297,11 +2673,19 @@
       </w:r>
     </w:p>
     <w:p>
+      <w:r>
+        <w:rPr>
+          <w:color w:val="404040"/>
+        </w:rPr>
+        <w:t>Confirm the TX → attenuator → RX connection, then start reception after starting transmission. Never connect directly or without an attenuator.</w:t>
+      </w:r>
+    </w:p>
+    <w:p>
       <w:pPr>
         <w:pStyle w:val="Heading1"/>
       </w:pPr>
       <w:r>
-        <w:t>9. Help・機器試験・再起動</w:t>
+        <w:t>9. Help・機器試験・再起動 / 9. Help, Diagnostic and App Restart</w:t>
       </w:r>
     </w:p>
     <w:p>
@@ -2353,7 +2737,7 @@
           <w:color w:val="646464"/>
           <w:sz w:val="18"/>
         </w:rPr>
-        <w:t>図: 9. Help・機器試験・再起動（実機スクリーンショット）</w:t>
+        <w:t>図: 9. Help・機器試験・再起動（実機スクリーンショット） / Figure: 9. Help, Diagnostic and App Restart (device screenshot)</w:t>
       </w:r>
     </w:p>
     <w:p>
@@ -2405,7 +2789,7 @@
           <w:color w:val="646464"/>
           <w:sz w:val="18"/>
         </w:rPr>
-        <w:t>図: 9. Help・機器試験・再起動（実機スクリーンショット）</w:t>
+        <w:t>図: 9. Help・機器試験・再起動（実機スクリーンショット） / Figure: 9. Help, Diagnostic and App Restart (device screenshot)</w:t>
       </w:r>
     </w:p>
     <w:p>
@@ -2457,7 +2841,7 @@
           <w:color w:val="646464"/>
           <w:sz w:val="18"/>
         </w:rPr>
-        <w:t>図: 9. Help・機器試験・再起動（実機スクリーンショット）</w:t>
+        <w:t>図: 9. Help・機器試験・再起動（実機スクリーンショット） / Figure: 9. Help, Diagnostic and App Restart (device screenshot)</w:t>
       </w:r>
     </w:p>
     <w:p>
@@ -2465,7 +2849,7 @@
         <w:pStyle w:val="Heading2"/>
       </w:pPr>
       <w:r>
-        <w:t>Help</w:t>
+        <w:t>Help / Help</w:t>
       </w:r>
     </w:p>
     <w:p>
@@ -2474,11 +2858,19 @@
       </w:r>
     </w:p>
     <w:p>
+      <w:r>
+        <w:rPr>
+          <w:color w:val="404040"/>
+        </w:rPr>
+        <w:t>On the Help screen, choosing a chapter from the "Help Items" list on the left shows its body text on the right.</w:t>
+      </w:r>
+    </w:p>
+    <w:p>
       <w:pPr>
         <w:pStyle w:val="Heading2"/>
       </w:pPr>
       <w:r>
-        <w:t>機器試験</w:t>
+        <w:t>機器試験 / Diagnostic</w:t>
       </w:r>
     </w:p>
     <w:p>
@@ -2487,11 +2879,19 @@
       </w:r>
     </w:p>
     <w:p>
+      <w:r>
+        <w:rPr>
+          <w:color w:val="404040"/>
+        </w:rPr>
+        <w:t>Diagnostic is used to check connections and processes. The results do not guarantee the RF environment or antenna performance.</w:t>
+      </w:r>
+    </w:p>
+    <w:p>
       <w:pPr>
         <w:pStyle w:val="Heading2"/>
       </w:pPr>
       <w:r>
-        <w:t>アプリ再起動</w:t>
+        <w:t>アプリ再起動 / App Restart</w:t>
       </w:r>
     </w:p>
     <w:p>
@@ -2500,11 +2900,19 @@
       </w:r>
     </w:p>
     <w:p>
+      <w:r>
+        <w:rPr>
+          <w:color w:val="404040"/>
+        </w:rPr>
+        <w:t>Stop TX/RX before using "App Restart". It hides the Home screen, shows a restart message, and waits up to 25 seconds for the Pluto to be confirmed. If it cannot be confirmed, it proceeds to the Home screen.</w:t>
+      </w:r>
+    </w:p>
+    <w:p>
       <w:pPr>
         <w:pStyle w:val="Heading1"/>
       </w:pPr>
       <w:r>
-        <w:t>10. トラブルシューティング</w:t>
+        <w:t>10. トラブルシューティング / 10. Troubleshooting</w:t>
       </w:r>
     </w:p>
     <w:p>
@@ -2512,7 +2920,7 @@
         <w:pStyle w:val="Heading2"/>
       </w:pPr>
       <w:r>
-        <w:t>送信が始まらない</w:t>
+        <w:t>送信が始まらない / TX does not start</w:t>
       </w:r>
     </w:p>
     <w:p>
@@ -2521,11 +2929,19 @@
       </w:r>
     </w:p>
     <w:p>
+      <w:r>
+        <w:rPr>
+          <w:color w:val="404040"/>
+        </w:rPr>
+        <w:t>Merely moving to the TX screen does not transmit. Press "Start TX" and check the video source, Pluto IP, frequency and TX power.</w:t>
+      </w:r>
+    </w:p>
+    <w:p>
       <w:pPr>
         <w:pStyle w:val="Heading2"/>
       </w:pPr>
       <w:r>
-        <w:t>受信できない</w:t>
+        <w:t>受信できない / Cannot receive</w:t>
       </w:r>
     </w:p>
     <w:p>
@@ -2534,11 +2950,19 @@
       </w:r>
     </w:p>
     <w:p>
+      <w:r>
+        <w:rPr>
+          <w:color w:val="404040"/>
+        </w:rPr>
+        <w:t>Match the frequency 437.000 MHz, symbol rate 500 kS/s, FEC 3/5 and modulation QPSK between TX and RX, and check that TX is transmitting, the attenuator and wiring, and the RX gain.</w:t>
+      </w:r>
+    </w:p>
+    <w:p>
       <w:pPr>
         <w:pStyle w:val="Heading2"/>
       </w:pPr>
       <w:r>
-        <w:t>カメラ映像が出ない</w:t>
+        <w:t>カメラ映像が出ない / No camera video</w:t>
       </w:r>
     </w:p>
     <w:p>
@@ -2547,11 +2971,19 @@
       </w:r>
     </w:p>
     <w:p>
+      <w:r>
+        <w:rPr>
+          <w:color w:val="404040"/>
+        </w:rPr>
+        <w:t>Check the USB camera (C920 or similar) connection, video source setting and camera permission. You can see whether it works in the preview on the Video Source screen. You can also switch to color bars to isolate the transmit chain.</w:t>
+      </w:r>
+    </w:p>
+    <w:p>
       <w:pPr>
         <w:pStyle w:val="Heading2"/>
       </w:pPr>
       <w:r>
-        <w:t>映像は黒いが受信している</w:t>
+        <w:t>映像は黒いが受信している / Video is black but reception works</w:t>
       </w:r>
     </w:p>
     <w:p>
@@ -2560,11 +2992,19 @@
       </w:r>
     </w:p>
     <w:p>
+      <w:r>
+        <w:rPr>
+          <w:color w:val="404040"/>
+        </w:rPr>
+        <w:t>Check the state display and communication statistics on the RX screen, and check the video source, H.264 video and TX start state.</w:t>
+      </w:r>
+    </w:p>
+    <w:p>
       <w:pPr>
         <w:pStyle w:val="Heading2"/>
       </w:pPr>
       <w:r>
-        <w:t>オンデバイス復調がONにならない</w:t>
+        <w:t>オンデバイス復調がONにならない / On-device demodulation will not turn ON</w:t>
       </w:r>
     </w:p>
     <w:p>
@@ -2573,11 +3013,19 @@
       </w:r>
     </w:p>
     <w:p>
+      <w:r>
+        <w:rPr>
+          <w:color w:val="404040"/>
+        </w:rPr>
+        <w:t>Turning it ON shows a 40 dB attenuator confirmation popup. Choosing "No" returns it to OFF by design. Check the attenuator connection, then choose "Yes".</w:t>
+      </w:r>
+    </w:p>
+    <w:p>
       <w:pPr>
         <w:pStyle w:val="Heading1"/>
       </w:pPr>
       <w:r>
-        <w:t>11. 現在の接続情報</w:t>
+        <w:t>11. 現在の接続情報 / 11. Current Connection Info</w:t>
       </w:r>
     </w:p>
     <w:p>
@@ -2585,7 +3033,7 @@
         <w:pStyle w:val="Heading2"/>
       </w:pPr>
       <w:r>
-        <w:t>Pi 5</w:t>
+        <w:t>Pi 5 / Pi 5</w:t>
       </w:r>
     </w:p>
     <w:p>
@@ -2594,11 +3042,19 @@
       </w:r>
     </w:p>
     <w:p>
+      <w:r>
+        <w:rPr>
+          <w:color w:val="404040"/>
+        </w:rPr>
+        <w:t>SSH user: pi / Set the IP address for your environment</w:t>
+      </w:r>
+    </w:p>
+    <w:p>
       <w:pPr>
         <w:pStyle w:val="Heading2"/>
       </w:pPr>
       <w:r>
-        <w:t>Pluto</w:t>
+        <w:t>Pluto / Pluto</w:t>
       </w:r>
     </w:p>
     <w:p>
@@ -2607,11 +3063,19 @@
       </w:r>
     </w:p>
     <w:p>
+      <w:r>
+        <w:rPr>
+          <w:color w:val="404040"/>
+        </w:rPr>
+        <w:t>Set the IP address for your environment / SSH user: root</w:t>
+      </w:r>
+    </w:p>
+    <w:p>
       <w:pPr>
         <w:pStyle w:val="Heading2"/>
       </w:pPr>
       <w:r>
-        <w:t>運用例</w:t>
+        <w:t>運用例 / Example setup</w:t>
       </w:r>
     </w:p>
     <w:p>
@@ -2620,11 +3084,19 @@
       </w:r>
     </w:p>
     <w:p>
+      <w:r>
+        <w:rPr>
+          <w:color w:val="404040"/>
+        </w:rPr>
+        <w:t>Frequency 437.000 MHz, video source camera or test pattern, symbol rate 500 kS/s, QPSK, FEC 3/5, on-device demodulation ON.</w:t>
+      </w:r>
+    </w:p>
+    <w:p>
       <w:pPr>
         <w:pStyle w:val="Heading1"/>
       </w:pPr>
       <w:r>
-        <w:t>12. RFループバック試験用設定</w:t>
+        <w:t>12. RFループバック試験用設定 / 12. RF Loopback Test Settings</w:t>
       </w:r>
     </w:p>
     <w:p>
@@ -2632,7 +3104,7 @@
         <w:pStyle w:val="Heading2"/>
       </w:pPr>
       <w:r>
-        <w:t>試験パラメータ一覧</w:t>
+        <w:t>試験パラメータ一覧 / Test parameters</w:t>
       </w:r>
     </w:p>
     <w:p>
@@ -2659,11 +3131,37 @@
       </w:r>
     </w:p>
     <w:p>
+      <w:r>
+        <w:rPr>
+          <w:color w:val="404040"/>
+        </w:rPr>
+        <w:t>Frequency: 437.000 MHz</w:t>
+        <w:br/>
+        <w:t>Symbol rate: 500 kS/s</w:t>
+        <w:br/>
+        <w:t>Modulation: QPSK</w:t>
+        <w:br/>
+        <w:t>FEC: 3/5</w:t>
+        <w:br/>
+        <w:t>Roll-off: 0.35</w:t>
+        <w:br/>
+        <w:t>Frame: Long Frame</w:t>
+        <w:br/>
+        <w:t>RX gain: 60 dB</w:t>
+        <w:br/>
+        <w:t>Video source: Test pattern</w:t>
+        <w:br/>
+        <w:t>On-device demodulation: ON</w:t>
+        <w:br/>
+        <w:t>Simultaneous TX/RX: ON</w:t>
+      </w:r>
+    </w:p>
+    <w:p>
       <w:pPr>
         <w:pStyle w:val="Heading2"/>
       </w:pPr>
       <w:r>
-        <w:t>パイロット信号</w:t>
+        <w:t>パイロット信号 / Pilot signal</w:t>
       </w:r>
     </w:p>
     <w:p>
@@ -2672,11 +3170,19 @@
       </w:r>
     </w:p>
     <w:p>
+      <w:r>
+        <w:rPr>
+          <w:color w:val="404040"/>
+        </w:rPr>
+        <w:t>The pilot signal is always ON and fixed (there is no switch on the Settings screen). Both the transmit side (Pluto, pilots=On fixed) and the receive side (Pi 5, --pilots fixed) use the same setting, so no user action is needed.</w:t>
+      </w:r>
+    </w:p>
+    <w:p>
       <w:pPr>
         <w:pStyle w:val="Heading2"/>
       </w:pPr>
       <w:r>
-        <w:t>接続と確認</w:t>
+        <w:t>接続と確認 / Connection and verification</w:t>
       </w:r>
     </w:p>
     <w:p>
@@ -2685,11 +3191,19 @@
       </w:r>
     </w:p>
     <w:p>
+      <w:r>
+        <w:rPr>
+          <w:color w:val="404040"/>
+        </w:rPr>
+        <w:t>Do not connect TX directly to RX; connect TX → an attenuator of 40 dB or more → RX. Start reception after starting transmission, and check LOCK, SOF, frame count, packet count, error count and video display on the RX screen.</w:t>
+      </w:r>
+    </w:p>
+    <w:p>
       <w:pPr>
         <w:pStyle w:val="Heading1"/>
       </w:pPr>
       <w:r>
-        <w:t>13. Plutoファームウェア</w:t>
+        <w:t>13. Plutoファームウェア / 13. Pluto Firmware</w:t>
       </w:r>
     </w:p>
     <w:p>
@@ -2697,7 +3211,7 @@
         <w:pStyle w:val="Heading2"/>
       </w:pPr>
       <w:r>
-        <w:t>使用ファームウェア</w:t>
+        <w:t>使用ファームウェア / Firmware used</w:t>
       </w:r>
     </w:p>
     <w:p>
@@ -2706,11 +3220,19 @@
       </w:r>
     </w:p>
     <w:p>
+      <w:r>
+        <w:rPr>
+          <w:color w:val="404040"/>
+        </w:rPr>
+        <w:t>Uses F5OEO's custom DATV firmware datvplutofrm v0.32-dirty on a plain Pluto. Transmission uses the Pluto's built-in DVB-S2 modulation daemon pluto_dvb.</w:t>
+      </w:r>
+    </w:p>
+    <w:p>
       <w:pPr>
         <w:pStyle w:val="Heading2"/>
       </w:pPr>
       <w:r>
-        <w:t>ファームウェア確認時の注意</w:t>
+        <w:t>ファームウェア確認時の注意 / Caution when checking firmware</w:t>
       </w:r>
     </w:p>
     <w:p>
@@ -2719,11 +3241,19 @@
       </w:r>
     </w:p>
     <w:p>
+      <w:r>
+        <w:rPr>
+          <w:color w:val="404040"/>
+        </w:rPr>
+        <w:t>If you change the firmware, verify compatibility of pluto_dvb, the UDP TS receive path, frequency, modulation, FEC, roll-off, frame length and pilot setting before doing RF testing.</w:t>
+      </w:r>
+    </w:p>
+    <w:p>
       <w:pPr>
         <w:pStyle w:val="Heading1"/>
       </w:pPr>
       <w:r>
-        <w:t>付録A 表示メッセージ早見表</w:t>
+        <w:t>付録A 表示メッセージ早見表 / Appendix A Quick Reference of Displayed Messages</w:t>
       </w:r>
     </w:p>
     <w:tbl>
@@ -2744,7 +3274,7 @@
           </w:tcPr>
           <w:p>
             <w:r>
-              <w:t>表示</w:t>
+              <w:t>表示 / Display</w:t>
             </w:r>
           </w:p>
         </w:tc>
@@ -2754,7 +3284,7 @@
           </w:tcPr>
           <w:p>
             <w:r>
-              <w:t>意味・対処</w:t>
+              <w:t>意味・対処 / Meaning and action</w:t>
             </w:r>
           </w:p>
         </w:tc>
@@ -2777,6 +3307,8 @@
           <w:p>
             <w:r>
               <w:t>RX DMAから4,096 byte取得成功。受信処理を開始できます。</w:t>
+              <w:br/>
+              <w:t>Read 4,096 bytes from RX DMA successfully. Reception can start.</w:t>
             </w:r>
           </w:p>
         </w:tc>
@@ -2799,6 +3331,8 @@
           <w:p>
             <w:r>
               <w:t>RF NO LOCKではなくIIO/RX DMA異常。Pluto再起動と接続確認を行います。</w:t>
+              <w:br/>
+              <w:t>Not RF NO LOCK but an IIO/RX DMA fault. Reboot the Pluto and check the connection.</w:t>
             </w:r>
           </w:p>
         </w:tc>
@@ -2821,6 +3355,8 @@
           <w:p>
             <w:r>
               <w:t>DVB-S2同期成功。TS packets増加も確認します。</w:t>
+              <w:br/>
+              <w:t>DVB-S2 sync succeeded. Also check that TS packets are increasing.</w:t>
             </w:r>
           </w:p>
         </w:tc>
@@ -2843,6 +3379,8 @@
           <w:p>
             <w:r>
               <w:t>TS continuity推定ロス数 / 直近の受信ビットレート。Lostの急増はTS欠落を示します。</w:t>
+              <w:br/>
+              <w:t>Estimated losses from TS continuity / recent receive bit rate. A sudden rise in Lost indicates missing TS.</w:t>
             </w:r>
           </w:p>
         </w:tc>
@@ -2865,6 +3403,8 @@
           <w:p>
             <w:r>
               <w:t>SPS/PPSと最初のIDRを待っています。</w:t>
+              <w:br/>
+              <w:t>Waiting for SPS/PPS and the first IDR.</w:t>
             </w:r>
           </w:p>
         </w:tc>
@@ -2887,6 +3427,8 @@
           <w:p>
             <w:r>
               <w:t>SPS/PPS後のIDRを検出し、映像表示可能です。</w:t>
+              <w:br/>
+              <w:t>An IDR after SPS/PPS was detected; video can be displayed.</w:t>
             </w:r>
           </w:p>
         </w:tc>
@@ -2922,6 +3464,10 @@
       <w:t>受信部の方式考案・受信部原システム設計: 山崎慎慈氏(JE1BTA) rpi-dvbs2-receiver-guiの設計に基づきます</w:t>
       <w:br/>
       <w:t>受信部安定化調査修正・再捕捉修正・本アプリ開発: 真城和一</w:t>
+      <w:br/>
+      <w:t>Reception method and original reception system design: Shinji Yamazaki (JE1BTA), based on the design of rpi-dvbs2-receiver-gui</w:t>
+      <w:br/>
+      <w:t>Reception stability investigation and fixes, re-acquisition fixes, and development of this app: Kazuichi Shinjo</w:t>
     </w:r>
   </w:p>
 </w:ftr>
@@ -2950,7 +3496,7 @@
       <w:jc w:val="right"/>
     </w:pPr>
     <w:r>
-      <w:t>Shonan Lite for RasPI5 操作説明書</w:t>
+      <w:t>Shonan Lite for RasPI5 操作説明書 / Operation Manual</w:t>
     </w:r>
   </w:p>
 </w:hdr>

--- a/pi5/docs/shonan_pi5_operation_manual.docx
+++ b/pi5/docs/shonan_pi5_operation_manual.docx
@@ -738,6 +738,15 @@
       </w:pPr>
       <w:r>
         <w:t>ファームウェア確認時の注意 / Caution when checking firmware</w:t>
+      </w:r>
+    </w:p>
+    <w:p>
+      <w:pPr>
+        <w:pStyle w:val="ListBullet2"/>
+        <w:spacing w:after="40"/>
+      </w:pPr>
+      <w:r>
+        <w:t>Plutoのユーザー名・パスワード / Pluto username and password</w:t>
       </w:r>
     </w:p>
     <w:p>
@@ -3246,6 +3255,27 @@
           <w:color w:val="404040"/>
         </w:rPr>
         <w:t>If you change the firmware, verify compatibility of pluto_dvb, the UDP TS receive path, frequency, modulation, FEC, roll-off, frame length and pilot setting before doing RF testing.</w:t>
+      </w:r>
+    </w:p>
+    <w:p>
+      <w:pPr>
+        <w:pStyle w:val="Heading2"/>
+      </w:pPr>
+      <w:r>
+        <w:t>Plutoのユーザー名・パスワード / Pluto username and password</w:t>
+      </w:r>
+    </w:p>
+    <w:p>
+      <w:r>
+        <w:t>Plutoのユーザー名(root)とパスワード(analog)は工場出荷時のデフォルト値のまま変更しないでください。本アプリとLangstone V3は、Plutoの再起動(アプリ起動時・アプリ再起動・機器試験・Langstone終了時)と設定の読み出しに、このデフォルト値でSSH接続しています。変更するとPlutoを再起動できなくなります。</w:t>
+      </w:r>
+    </w:p>
+    <w:p>
+      <w:r>
+        <w:rPr>
+          <w:color w:val="404040"/>
+        </w:rPr>
+        <w:t>Do not change the Pluto's username (root) and password (analog) from the factory defaults. This app and Langstone V3 connect to the Pluto via SSH with these defaults to reboot it (at app start, app restart, equipment test and Langstone exit) and to read its settings. If they are changed, the Pluto cannot be rebooted.</w:t>
       </w:r>
     </w:p>
     <w:p>

--- a/pi5/docs/shonan_pi5_operation_manual.docx
+++ b/pi5/docs/shonan_pi5_operation_manual.docx
@@ -69,6 +69,23 @@
       </w:pPr>
       <w:r>
         <w:t>目次 / Contents</w:t>
+      </w:r>
+    </w:p>
+    <w:p>
+      <w:pPr>
+        <w:pStyle w:val="ListNumber"/>
+      </w:pPr>
+      <w:r>
+        <w:t>重要 / Important</w:t>
+      </w:r>
+    </w:p>
+    <w:p>
+      <w:pPr>
+        <w:pStyle w:val="ListBullet2"/>
+        <w:spacing w:after="40"/>
+      </w:pPr>
+      <w:r>
+        <w:t>Plutoのユーザー名・パスワード / Pluto username and password</w:t>
       </w:r>
     </w:p>
     <w:p>
@@ -770,6 +787,55 @@
         <w:t>本書は日本語と英語を併記しています。各項目で日本語の後に英語が続きます。</w:t>
         <w:br/>
         <w:t>This manual is written in Japanese and English. In each item, the Japanese text is followed by the English text.</w:t>
+      </w:r>
+    </w:p>
+    <w:p>
+      <w:pPr>
+        <w:spacing w:after="240"/>
+      </w:pPr>
+      <w:r>
+        <w:rPr>
+          <w:b/>
+          <w:color w:val="C00000"/>
+        </w:rPr>
+        <w:t>【重要】Plutoのユーザー名(root)・パスワード(analog)はデフォルト値のまま変更しないでください。本アプリとLangstone V3は、SSHでPlutoにログインしてリブートしています(アプリ起動時・アプリ再起動・機器試験・Langstone終了時)。変更するとPlutoをリブートできなくなります。</w:t>
+        <w:br/>
+      </w:r>
+      <w:r>
+        <w:rPr>
+          <w:b/>
+          <w:color w:val="C00000"/>
+        </w:rPr>
+        <w:t>[IMPORTANT] Keep the Pluto's username (root) and password (analog) at their default values. This app and Langstone V3 log in to the Pluto via SSH to reboot it (at app start, app restart, equipment test and Langstone exit). If they are changed, the Pluto cannot be rebooted.</w:t>
+      </w:r>
+    </w:p>
+    <w:p>
+      <w:pPr>
+        <w:pStyle w:val="Heading1"/>
+      </w:pPr>
+      <w:r>
+        <w:t>重要 / Important</w:t>
+      </w:r>
+    </w:p>
+    <w:p>
+      <w:pPr>
+        <w:pStyle w:val="Heading2"/>
+      </w:pPr>
+      <w:r>
+        <w:t>Plutoのユーザー名・パスワード / Pluto username and password</w:t>
+      </w:r>
+    </w:p>
+    <w:p>
+      <w:r>
+        <w:t>Plutoのユーザー名(root)・パスワード(analog)はデフォルト値のまま変更しないでください。本アプリとLangstone V3は、SSHでPlutoにログインしてリブートしています(アプリ起動時・アプリ再起動・機器試験・Langstone終了時)。変更するとPlutoをリブートできなくなります。</w:t>
+      </w:r>
+    </w:p>
+    <w:p>
+      <w:r>
+        <w:rPr>
+          <w:color w:val="404040"/>
+        </w:rPr>
+        <w:t>Keep the Pluto's username (root) and password (analog) at their default values. This app and Langstone V3 log in to the Pluto via SSH to reboot it (at app start, app restart, equipment test and Langstone exit). If they are changed, the Pluto cannot be rebooted.</w:t>
       </w:r>
     </w:p>
     <w:p>

--- a/pi5/docs/shonan_pi5_operation_manual.docx
+++ b/pi5/docs/shonan_pi5_operation_manual.docx
@@ -279,6 +279,15 @@
       </w:pPr>
       <w:r>
         <w:t>PA_Power/PTTコントローラ（ESP32） / PA_Power/PTT Controller (ESP32)</w:t>
+      </w:r>
+    </w:p>
+    <w:p>
+      <w:pPr>
+        <w:pStyle w:val="ListBullet2"/>
+        <w:spacing w:after="40"/>
+      </w:pPr>
+      <w:r>
+        <w:t>ESP32 W5500なしでのPA/LNA制御 / PA/LNA control without ESP32 W5500</w:t>
       </w:r>
     </w:p>
     <w:p>
@@ -1501,6 +1510,27 @@
           <w:color w:val="404040"/>
         </w:rPr>
         <w:t>Choose whether to use the PA_Power/PTT controller (ESP32 + W5500, hardware/W5500_PA_PTT_Control) with "Use ESP32 W5500", and enter its IP address. The link is disabled when it is OFF or the address is empty (the IP address is kept even when OFF). When used, PTT follows TX start/stop and the 12 V power (including the Pluto+) is switched ON/OFF automatically at app start/exit. A manual power cycle (OFF → wait 3 seconds → ON) is also available from the "Pluto Power" card (optional feature) on the Home screen.</w:t>
+      </w:r>
+    </w:p>
+    <w:p>
+      <w:pPr>
+        <w:pStyle w:val="Heading2"/>
+      </w:pPr>
+      <w:r>
+        <w:t>ESP32 W5500なしでのPA/LNA制御 / PA/LNA control without ESP32 W5500</w:t>
+      </w:r>
+    </w:p>
+    <w:p>
+      <w:r>
+        <w:t>ESP32 W5500(PA_Power/PTTコントローラ)を使わなくても、RasPI5からのPTT ON信号でPA・LNAの送受信切替を制御できます。送信中はPi 5のGPIO21(40番ピン、GNDは39番ピン)がHIGH(3.3V)、受信中はLOWになります。Shonan_Liteの送信とLangstone V3の送信(Langstone標準のTx Output)のどちらでも同じピンに出力されます。GPIO21は3.3Vロジックで電流を取れないため、トランジスタやリレードライバ等でバッファしてからPA・LNA(同軸リレー等)を駆動してください。12V電源のON/OFFとホーム画面の「Pluto電源」カードはESP32 W5500が必要です。</w:t>
+      </w:r>
+    </w:p>
+    <w:p>
+      <w:r>
+        <w:rPr>
+          <w:color w:val="404040"/>
+        </w:rPr>
+        <w:t>Even without the ESP32 W5500 (PA_Power/PTT controller), the PA and LNA can be switched between TX and RX by the PTT ON signal from the RasPI5. GPIO21 on the Pi 5 (pin 40; GND on pin 39) is HIGH (3.3 V) while transmitting and LOW while receiving. The same pin is driven both when transmitting with Shonan_Lite and when transmitting with Langstone V3 (Langstone's standard Tx Output). GPIO21 is a 3.3 V logic output that cannot supply current, so buffer it with a transistor, relay driver or similar before driving the PA and LNA (coax relays, etc.). Switching the 12 V power ON/OFF and the "Pluto Power" card on the Home screen still require the ESP32 W5500.</w:t>
       </w:r>
     </w:p>
     <w:p>

--- a/pi5/docs/shonan_pi5_operation_manual.docx
+++ b/pi5/docs/shonan_pi5_operation_manual.docx
@@ -332,6 +332,15 @@
       </w:pPr>
       <w:r>
         <w:t>周波数 / Frequency</w:t>
+      </w:r>
+    </w:p>
+    <w:p>
+      <w:pPr>
+        <w:pStyle w:val="ListBullet2"/>
+        <w:spacing w:after="40"/>
+      </w:pPr>
+      <w:r>
+        <w:t>10GHz帯とLNB / 10 GHz band and LNB</w:t>
       </w:r>
     </w:p>
     <w:p>
@@ -2091,6 +2100,27 @@
           <w:color w:val="404040"/>
         </w:rPr>
         <w:t>Select or enter the operating frequency on the Frequency screen. The current RF loopback test example is 437,000 kHz (437.000 MHz).</w:t>
+      </w:r>
+    </w:p>
+    <w:p>
+      <w:pPr>
+        <w:pStyle w:val="Heading2"/>
+      </w:pPr>
+      <w:r>
+        <w:t>10GHz帯とLNB / 10 GHz band and LNB</w:t>
+      </w:r>
+    </w:p>
+    <w:p>
+      <w:r>
+        <w:t>周波数画面のバンド選択で「10GHz帯」を押すと、LNBを使用するかどうかを確認します。「はい」を選ぶと表示周波数は10.2365 GHz(10,236,500 kHz)になり、受信時はLNB局部発振9750 MHzを引いた486.5 MHzでPlutoが受信します(受信画面・RSSI測定も同じ)。LNB使用中は受信専用で、送信はできません。「いいえ」を選ぶと従来どおり10,180 MHz(LNBなし)です。「10GHz帯」を押し直すと選び直せ、他のバンドを選ぶとLNBは解除されます。LNBへの電源供給(同軸経由のバイアスT)は別途用意してください。</w:t>
+      </w:r>
+    </w:p>
+    <w:p>
+      <w:r>
+        <w:rPr>
+          <w:color w:val="404040"/>
+        </w:rPr>
+        <w:t>Pressing "10GHz Band" in the band selection on the Frequency screen asks whether to use an LNB. Choosing "Yes" sets the displayed frequency to 10.2365 GHz (10,236,500 kHz), and when receiving the Pluto receives at 486.5 MHz, i.e. minus the 9750 MHz LNB local oscillator (the same applies to the RX screen and RSSI measurement). While the LNB is in use it is receive only and transmitting is not possible. Choosing "No" gives 10,180 MHz (no LNB) as before. Press "10GHz Band" again to choose again; selecting another band cancels the LNB. Provide power for the LNB (bias-T over the coax) separately.</w:t>
       </w:r>
     </w:p>
     <w:p>
